--- a/TeKnowledge July_2025 Report - AB Zambia.docx
+++ b/TeKnowledge July_2025 Report - AB Zambia.docx
@@ -433,7 +433,17 @@
                                     <w:sz w:val="72"/>
                                     <w:szCs w:val="72"/>
                                   </w:rPr>
-                                  <w:t>June</w:t>
+                                  <w:t>Ju</w:t>
+                                </w:r>
+                                <w:r>
+                                  <w:rPr>
+                                    <w:b/>
+                                    <w:bCs/>
+                                    <w:color w:val="FFFFFF" w:themeColor="background1"/>
+                                    <w:sz w:val="72"/>
+                                    <w:szCs w:val="72"/>
+                                  </w:rPr>
+                                  <w:t>ly</w:t>
                                 </w:r>
                                 <w:r>
                                   <w:rPr>
@@ -537,7 +547,17 @@
                               <w:sz w:val="72"/>
                               <w:szCs w:val="72"/>
                             </w:rPr>
-                            <w:t>June</w:t>
+                            <w:t>Ju</w:t>
+                          </w:r>
+                          <w:r>
+                            <w:rPr>
+                              <w:b/>
+                              <w:bCs/>
+                              <w:color w:val="FFFFFF" w:themeColor="background1"/>
+                              <w:sz w:val="72"/>
+                              <w:szCs w:val="72"/>
+                            </w:rPr>
+                            <w:t>ly</w:t>
                           </w:r>
                           <w:r>
                             <w:rPr>
@@ -603,6 +623,13 @@
     </w:sdt>
     <w:sdt>
       <w:sdtPr>
+        <w:rPr>
+          <w:rFonts w:eastAsiaTheme="minorHAnsi" w:cs="Calibri"/>
+          <w:b w:val="0"/>
+          <w:color w:val="3A3E3C" w:themeColor="text1"/>
+          <w:sz w:val="21"/>
+          <w:szCs w:val="22"/>
+        </w:rPr>
         <w:id w:val="1867097434"/>
         <w:docPartObj>
           <w:docPartGallery w:val="Table of Contents"/>
@@ -611,12 +638,8 @@
       </w:sdtPr>
       <w:sdtEndPr>
         <w:rPr>
-          <w:rFonts w:eastAsiaTheme="minorHAnsi" w:cs="Calibri"/>
           <w:bCs/>
           <w:noProof/>
-          <w:color w:val="3A3E3C" w:themeColor="text1"/>
-          <w:sz w:val="21"/>
-          <w:szCs w:val="22"/>
         </w:rPr>
       </w:sdtEndPr>
       <w:sdtContent>
@@ -4519,7 +4542,17 @@
           <w:sz w:val="24"/>
           <w:szCs w:val="24"/>
         </w:rPr>
-        <w:t>1884</w:t>
+        <w:t>1</w:t>
+      </w:r>
+      <w:r>
+        <w:rPr>
+          <w:rFonts w:cstheme="minorHAnsi"/>
+          <w:b/>
+          <w:bCs/>
+          <w:sz w:val="24"/>
+          <w:szCs w:val="24"/>
+        </w:rPr>
+        <w:t>000</w:t>
       </w:r>
       <w:r>
         <w:rPr>
@@ -4609,7 +4642,7 @@
           <w:sz w:val="24"/>
           <w:szCs w:val="24"/>
         </w:rPr>
-        <w:t>FortiGate</w:t>
+        <w:t>SQL Service Stopped</w:t>
       </w:r>
       <w:r>
         <w:rPr>
@@ -4619,7 +4652,7 @@
           <w:sz w:val="24"/>
           <w:szCs w:val="24"/>
         </w:rPr>
-        <w:t xml:space="preserve"> Successful Login, </w:t>
+        <w:t>, Fortigate UTM Alerts</w:t>
       </w:r>
       <w:r>
         <w:rPr>
@@ -4629,7 +4662,7 @@
           <w:sz w:val="24"/>
           <w:szCs w:val="24"/>
         </w:rPr>
-        <w:t>SQL Service Stopped</w:t>
+        <w:t xml:space="preserve"> and </w:t>
       </w:r>
       <w:r>
         <w:rPr>
@@ -4639,7 +4672,7 @@
           <w:sz w:val="24"/>
           <w:szCs w:val="24"/>
         </w:rPr>
-        <w:t xml:space="preserve"> and </w:t>
+        <w:t>Source Stopped sending Data</w:t>
       </w:r>
       <w:r>
         <w:rPr>
@@ -4649,7 +4682,7 @@
           <w:sz w:val="24"/>
           <w:szCs w:val="24"/>
         </w:rPr>
-        <w:t>Admin Account Logon Failure</w:t>
+        <w:t>:</w:t>
       </w:r>
       <w:r>
         <w:rPr>
@@ -4659,6 +4692,16 @@
           <w:sz w:val="24"/>
           <w:szCs w:val="24"/>
         </w:rPr>
+        <w:t>Syslog</w:t>
+      </w:r>
+      <w:r>
+        <w:rPr>
+          <w:rFonts w:cstheme="minorHAnsi"/>
+          <w:b/>
+          <w:bCs/>
+          <w:sz w:val="24"/>
+          <w:szCs w:val="24"/>
+        </w:rPr>
         <w:t>,</w:t>
       </w:r>
       <w:r>
@@ -4667,7 +4710,15 @@
           <w:sz w:val="24"/>
           <w:szCs w:val="24"/>
         </w:rPr>
-        <w:t xml:space="preserve"> highlighting the efficacy of identity protection, access control and identify targeted attacks</w:t>
+        <w:t xml:space="preserve"> highlighting the efficacy of identity protection, access control and </w:t>
+      </w:r>
+      <w:r>
+        <w:rPr>
+          <w:rFonts w:cstheme="minorHAnsi"/>
+          <w:sz w:val="24"/>
+          <w:szCs w:val="24"/>
+        </w:rPr>
+        <w:t>possible system Outage</w:t>
       </w:r>
       <w:r>
         <w:rPr>
@@ -4724,7 +4775,7 @@
           <w:sz w:val="24"/>
           <w:szCs w:val="24"/>
         </w:rPr>
-        <w:t>7</w:t>
+        <w:t>4</w:t>
       </w:r>
       <w:r>
         <w:rPr>
@@ -4742,7 +4793,7 @@
           <w:sz w:val="24"/>
           <w:szCs w:val="24"/>
         </w:rPr>
-        <w:t>06</w:t>
+        <w:t>15</w:t>
       </w:r>
       <w:r>
         <w:rPr>
@@ -4816,7 +4867,7 @@
           <w:sz w:val="24"/>
           <w:szCs w:val="24"/>
         </w:rPr>
-        <w:t>2</w:t>
+        <w:t>1</w:t>
       </w:r>
       <w:r>
         <w:rPr>
@@ -4832,15 +4883,7 @@
           <w:sz w:val="24"/>
           <w:szCs w:val="24"/>
         </w:rPr>
-        <w:t>2</w:t>
-      </w:r>
-      <w:r>
-        <w:rPr>
-          <w:rFonts w:cstheme="minorHAnsi"/>
-          <w:sz w:val="24"/>
-          <w:szCs w:val="24"/>
-        </w:rPr>
-        <w:t>1</w:t>
+        <w:t>38</w:t>
       </w:r>
       <w:r>
         <w:rPr>
@@ -4889,7 +4932,7 @@
           <w:sz w:val="24"/>
           <w:szCs w:val="24"/>
         </w:rPr>
-        <w:t>7</w:t>
+        <w:t>4</w:t>
       </w:r>
       <w:r>
         <w:rPr>
@@ -4905,15 +4948,7 @@
           <w:sz w:val="24"/>
           <w:szCs w:val="24"/>
         </w:rPr>
-        <w:t>1</w:t>
-      </w:r>
-      <w:r>
-        <w:rPr>
-          <w:rFonts w:cstheme="minorHAnsi"/>
-          <w:sz w:val="24"/>
-          <w:szCs w:val="24"/>
-        </w:rPr>
-        <w:t>5</w:t>
+        <w:t>18</w:t>
       </w:r>
       <w:r>
         <w:rPr>
@@ -4971,7 +5006,7 @@
           <w:sz w:val="24"/>
           <w:szCs w:val="24"/>
         </w:rPr>
-        <w:t>5</w:t>
+        <w:t>2</w:t>
       </w:r>
       <w:r>
         <w:rPr>
@@ -4987,7 +5022,7 @@
           <w:sz w:val="24"/>
           <w:szCs w:val="24"/>
         </w:rPr>
-        <w:t>44</w:t>
+        <w:t>34</w:t>
       </w:r>
       <w:r>
         <w:rPr>
@@ -5672,14 +5707,7 @@
           <w:sz w:val="24"/>
           <w:szCs w:val="24"/>
         </w:rPr>
-        <w:t xml:space="preserve">SQL Service Stopped </w:t>
-      </w:r>
-      <w:r>
-        <w:rPr>
-          <w:sz w:val="24"/>
-          <w:szCs w:val="24"/>
-        </w:rPr>
-        <w:t>– 129</w:t>
+        <w:t>SQL Service Stopped – 129</w:t>
       </w:r>
     </w:p>
     <w:p>
@@ -6672,15 +6700,7 @@
                 <w:color w:val="000000"/>
                 <w:sz w:val="22"/>
               </w:rPr>
-              <w:t>SQL Service Stopped</w:t>
-            </w:r>
-            <w:r>
-              <w:rPr>
-                <w:rFonts w:ascii="Calibri" w:hAnsi="Calibri"/>
-                <w:color w:val="000000"/>
-                <w:sz w:val="22"/>
-              </w:rPr>
-              <w:t xml:space="preserve"> </w:t>
+              <w:t xml:space="preserve">SQL Service Stopped </w:t>
             </w:r>
           </w:p>
         </w:tc>
@@ -8154,14 +8174,7 @@
           <w:sz w:val="24"/>
           <w:szCs w:val="28"/>
         </w:rPr>
-        <w:t xml:space="preserve"> </w:t>
-      </w:r>
-      <w:r>
-        <w:rPr>
-          <w:sz w:val="24"/>
-          <w:szCs w:val="28"/>
-        </w:rPr>
-        <w:t>This rule detects modifications made to user accounts in Active Directory by monitoring for Event ID 4738. It focuses on changes to user account attributes and identifies the account and subject responsible for the modification.</w:t>
+        <w:t xml:space="preserve"> This rule detects modifications made to user accounts in Active Directory by monitoring for Event ID 4738. It focuses on changes to user account attributes and identifies the account and subject responsible for the modification.</w:t>
       </w:r>
     </w:p>
     <w:p>
@@ -9146,272 +9159,7 @@
           <w:szCs w:val="24"/>
           <w:lang w:val="en-GB"/>
         </w:rPr>
-        <w:t xml:space="preserve">In June 2025, Zambia's cybersecurity landscape was marked by significant developments, including the enactment of new legislation and heightened concerns over digital threats. The introduction of the Cyber Security Act and the Cyber Crimes Act in April 2025 has continued to spark debate, with stakeholders expressing apprehension about potential overreach and implications for digital rights. Concurrently, the nation has faced a surge in cyber threats, particularly targeting the financial sector, underscoring the urgent need for robust cybersecurity measures. </w:t>
-      </w:r>
-    </w:p>
-    <w:p>
-      <w:pPr>
-        <w:ind w:left="450"/>
-        <w:jc w:val="both"/>
-        <w:rPr>
-          <w:sz w:val="24"/>
-          <w:szCs w:val="24"/>
-          <w:lang w:val="en-GB"/>
-        </w:rPr>
-      </w:pPr>
-      <w:hyperlink r:id="rId20" w:history="1">
-        <w:r>
-          <w:rPr>
-            <w:rStyle w:val="Hyperlink"/>
-            <w:sz w:val="24"/>
-            <w:szCs w:val="24"/>
-            <w:lang w:val="en-GB"/>
-          </w:rPr>
-          <w:t>iFex News</w:t>
-        </w:r>
-      </w:hyperlink>
-    </w:p>
-    <w:p>
-      <w:pPr>
-        <w:pStyle w:val="Heading2"/>
-        <w:numPr>
-          <w:ilvl w:val="1"/>
-          <w:numId w:val="7"/>
-        </w:numPr>
-        <w:ind w:left="450"/>
-      </w:pPr>
-      <w:bookmarkStart w:id="97" w:name="_Toc202486940"/>
-      <w:r>
-        <w:t>Key Threats and Incidents</w:t>
-      </w:r>
-      <w:bookmarkEnd w:id="97"/>
-    </w:p>
-    <w:p>
-      <w:pPr>
-        <w:ind w:left="450"/>
-        <w:jc w:val="both"/>
-        <w:rPr>
-          <w:sz w:val="24"/>
-          <w:szCs w:val="24"/>
-          <w:lang w:val="en-GB"/>
-        </w:rPr>
-      </w:pPr>
-      <w:r>
-        <w:rPr>
-          <w:sz w:val="24"/>
-          <w:szCs w:val="24"/>
-          <w:lang w:val="en-GB"/>
-        </w:rPr>
-        <w:t xml:space="preserve">The financial sector in Zambia has been increasingly targeted by cybercriminals employing sophisticated tactics. Reports indicate a rise in phishing attacks, ransomware, and trojans aimed at compromising financial institutions and their clients. Standard Chartered Bank Zambia highlighted these threats during the Cybertech Conference and Expo, emphasizing the need for enhanced security protocols to protect against such attacks. </w:t>
-      </w:r>
-      <w:r>
-        <w:rPr>
-          <w:sz w:val="24"/>
-          <w:szCs w:val="24"/>
-          <w:lang w:val="en-GB"/>
-        </w:rPr>
-        <w:br/>
-      </w:r>
-      <w:r>
-        <w:rPr>
-          <w:sz w:val="24"/>
-          <w:szCs w:val="24"/>
-          <w:lang w:val="en-GB"/>
-        </w:rPr>
-        <w:t xml:space="preserve">Additionally, global cyber threats have had regional implications. June 2025 witnessed several high-profile </w:t>
-      </w:r>
-      <w:r>
-        <w:rPr>
-          <w:sz w:val="24"/>
-          <w:szCs w:val="24"/>
-          <w:lang w:val="en-GB"/>
-        </w:rPr>
-        <w:t>cyber-attacks</w:t>
-      </w:r>
-      <w:r>
-        <w:rPr>
-          <w:sz w:val="24"/>
-          <w:szCs w:val="24"/>
-          <w:lang w:val="en-GB"/>
-        </w:rPr>
-        <w:t xml:space="preserve"> utilizing tools like Remcos and NetSupport RAT, which, while not directly linked to Zambia, underscore the pervasive nature of cyber threats and the importance of vigilance. </w:t>
-      </w:r>
-    </w:p>
-    <w:p>
-      <w:pPr>
-        <w:ind w:left="450"/>
-        <w:jc w:val="both"/>
-        <w:rPr>
-          <w:sz w:val="24"/>
-          <w:szCs w:val="24"/>
-          <w:lang w:val="en-GB"/>
-        </w:rPr>
-      </w:pPr>
-      <w:hyperlink r:id="rId21" w:history="1">
-        <w:r>
-          <w:rPr>
-            <w:rStyle w:val="Hyperlink"/>
-            <w:sz w:val="24"/>
-            <w:szCs w:val="24"/>
-            <w:lang w:val="en-GB"/>
-          </w:rPr>
-          <w:t>Efficacy News</w:t>
-        </w:r>
-      </w:hyperlink>
-    </w:p>
-    <w:p>
-      <w:pPr>
-        <w:pStyle w:val="Heading2"/>
-        <w:numPr>
-          <w:ilvl w:val="1"/>
-          <w:numId w:val="7"/>
-        </w:numPr>
-        <w:ind w:left="450"/>
-      </w:pPr>
-      <w:bookmarkStart w:id="98" w:name="_Toc202486941"/>
-      <w:r>
-        <w:t>Regional Spillover and Infrastructure Risks</w:t>
-      </w:r>
-      <w:bookmarkEnd w:id="98"/>
-    </w:p>
-    <w:p>
-      <w:pPr>
-        <w:ind w:left="450"/>
-        <w:jc w:val="both"/>
-        <w:rPr>
-          <w:sz w:val="24"/>
-          <w:szCs w:val="24"/>
-          <w:lang w:val="en-GB"/>
-        </w:rPr>
-      </w:pPr>
-      <w:r>
-        <w:rPr>
-          <w:sz w:val="24"/>
-          <w:szCs w:val="24"/>
-          <w:lang w:val="en-GB"/>
-        </w:rPr>
-        <w:t xml:space="preserve">Zambia's integration into the global digital ecosystem exposes it to regional and international cyber threats. The country's expanding digital infrastructure, while beneficial, also presents vulnerabilities that can be exploited by cybercriminals. The use of sophisticated malware and the increasing frequency of </w:t>
-      </w:r>
-      <w:r>
-        <w:rPr>
-          <w:sz w:val="24"/>
-          <w:szCs w:val="24"/>
-          <w:lang w:val="en-GB"/>
-        </w:rPr>
-        <w:t>cyber-attacks</w:t>
-      </w:r>
-      <w:r>
-        <w:rPr>
-          <w:sz w:val="24"/>
-          <w:szCs w:val="24"/>
-          <w:lang w:val="en-GB"/>
-        </w:rPr>
-        <w:t xml:space="preserve"> in neighboring regions necessitate a proactive approach to cybersecurity. Ensuring the resilience of critical infrastructure and implementing comprehensive cybersecurity strategies are imperative to mitigate potential </w:t>
-      </w:r>
-      <w:r>
-        <w:rPr>
-          <w:sz w:val="24"/>
-          <w:szCs w:val="24"/>
-          <w:lang w:val="en-GB"/>
-        </w:rPr>
-        <w:t>spill-over</w:t>
-      </w:r>
-      <w:r>
-        <w:rPr>
-          <w:sz w:val="24"/>
-          <w:szCs w:val="24"/>
-          <w:lang w:val="en-GB"/>
-        </w:rPr>
-        <w:t xml:space="preserve"> effects. </w:t>
-      </w:r>
-      <w:r>
-        <w:rPr>
-          <w:sz w:val="24"/>
-          <w:szCs w:val="24"/>
-          <w:lang w:val="en-GB"/>
-        </w:rPr>
-        <w:br/>
-      </w:r>
-      <w:hyperlink r:id="rId22" w:history="1">
-        <w:r>
-          <w:rPr>
-            <w:rStyle w:val="Hyperlink"/>
-            <w:sz w:val="24"/>
-            <w:szCs w:val="24"/>
-            <w:lang w:val="en-GB"/>
-          </w:rPr>
-          <w:t>XAGE</w:t>
-        </w:r>
-      </w:hyperlink>
-    </w:p>
-    <w:p>
-      <w:pPr>
-        <w:ind w:left="450"/>
-        <w:rPr>
-          <w:lang w:val="en-GB"/>
-        </w:rPr>
-      </w:pPr>
-    </w:p>
-    <w:p>
-      <w:pPr>
-        <w:pStyle w:val="Heading2"/>
-        <w:numPr>
-          <w:ilvl w:val="1"/>
-          <w:numId w:val="7"/>
-        </w:numPr>
-        <w:ind w:left="450"/>
-      </w:pPr>
-      <w:bookmarkStart w:id="99" w:name="_Toc202486942"/>
-      <w:r>
-        <w:t>Government and Industry Response</w:t>
-      </w:r>
-      <w:bookmarkEnd w:id="99"/>
-    </w:p>
-    <w:p>
-      <w:pPr>
-        <w:ind w:left="450"/>
-        <w:jc w:val="both"/>
-        <w:rPr>
-          <w:sz w:val="24"/>
-          <w:szCs w:val="24"/>
-          <w:lang w:val="en-GB"/>
-        </w:rPr>
-      </w:pPr>
-      <w:r>
-        <w:rPr>
-          <w:sz w:val="24"/>
-          <w:szCs w:val="24"/>
-          <w:lang w:val="en-GB"/>
-        </w:rPr>
-        <w:t xml:space="preserve">In response to the escalating cyber threats, the Zambian government has taken legislative action by enacting the Cyber Security Act and the Cyber Crimes Act in April 2025. These laws aim to strengthen the nation's cybersecurity framework but </w:t>
-      </w:r>
-      <w:r>
-        <w:rPr>
-          <w:sz w:val="24"/>
-          <w:szCs w:val="24"/>
-          <w:lang w:val="en-GB"/>
-        </w:rPr>
-        <w:lastRenderedPageBreak/>
-        <w:t xml:space="preserve">have been met with criticism from civil society organizations and legal experts who express concerns over potential infringements on digital rights and freedoms. </w:t>
-      </w:r>
-    </w:p>
-    <w:p>
-      <w:pPr>
-        <w:ind w:left="450"/>
-        <w:jc w:val="both"/>
-        <w:rPr>
-          <w:sz w:val="24"/>
-          <w:szCs w:val="24"/>
-          <w:lang w:val="en-GB"/>
-        </w:rPr>
-      </w:pPr>
-      <w:r>
-        <w:rPr>
-          <w:sz w:val="24"/>
-          <w:szCs w:val="24"/>
-          <w:lang w:val="en-GB"/>
-        </w:rPr>
-        <w:t xml:space="preserve">To address these concerns and foster dialogue, the government has engaged in public consultations and clarified the intent of the legislation, emphasizing the focus on national security and the protection of citizens' digital spaces.  Furthermore, initiatives like the Cybertech Conference and Expo serve as platforms for stakeholders to collaborate on enhancing cybersecurity measures and promoting digital innovation. </w:t>
+        <w:t>In July 2025, Zambia's cybersecurity environment remained under intense scrutiny following the enactment of its new Cyber Security Act No.3 and Cyber Crimes Act No.4 of 2025. While these laws were positioned as essential tools to combat rising cyber threats, rights groups including the Law Association of Zambia (LAZ) initiated legal action, arguing that provisions allowing warrantless searches, broad surveillance permissions, and vague definitions of offenses infringe upon constitutional guarantees of privacy, free expression, and press freedom. The controversy reflects a tension between expanding digital governance and civil liberties.</w:t>
       </w:r>
     </w:p>
     <w:p>
@@ -9429,69 +9177,212 @@
           <w14:ligatures w14:val="standardContextual"/>
         </w:rPr>
       </w:pPr>
+      <w:r>
+        <w:rPr>
+          <w:rFonts w:eastAsia="MS Gothic" w:cstheme="majorBidi"/>
+          <w:b/>
+          <w:color w:val="4F49F5" w:themeColor="accent1"/>
+          <w:kern w:val="2"/>
+          <w:sz w:val="36"/>
+          <w:szCs w:val="36"/>
+          <w:lang w:val="en-GB"/>
+          <w14:ligatures w14:val="standardContextual"/>
+        </w:rPr>
+        <w:t>Key Threats and Incidents</w:t>
+      </w:r>
+    </w:p>
+    <w:p>
+      <w:pPr>
+        <w:ind w:left="450"/>
+        <w:jc w:val="both"/>
+        <w:rPr>
+          <w:sz w:val="24"/>
+          <w:szCs w:val="24"/>
+          <w:lang w:val="en-GB"/>
+        </w:rPr>
+      </w:pPr>
+      <w:r>
+        <w:rPr>
+          <w:sz w:val="24"/>
+          <w:szCs w:val="24"/>
+          <w:lang w:val="en-GB"/>
+        </w:rPr>
+        <w:t>July saw alarming reports of online impersonation scams resulting in estimated losses of ZMW 111 million. Scammers impersonated members of parliament via WhatsApp and social media to deceive citizens with false job offers and phishing schemes. Though not tied to a specific ransomware event, commentators have warned of increasing spillover from regional and global cybercriminal operations including Al-driven disinformation, phishing, and malware delivered via generative tools and social engineering campaigns proliferating across Africa.</w:t>
+      </w:r>
+    </w:p>
+    <w:p>
+      <w:pPr>
+        <w:ind w:left="450"/>
+        <w:jc w:val="both"/>
+        <w:rPr>
+          <w:rFonts w:eastAsia="MS Gothic" w:cstheme="majorBidi"/>
+          <w:b/>
+          <w:color w:val="4F49F5" w:themeColor="accent1"/>
+          <w:kern w:val="2"/>
+          <w:sz w:val="36"/>
+          <w:szCs w:val="36"/>
+          <w:lang w:val="en-GB"/>
+          <w14:ligatures w14:val="standardContextual"/>
+        </w:rPr>
+      </w:pPr>
+      <w:r>
+        <w:rPr>
+          <w:rFonts w:eastAsia="MS Gothic" w:cstheme="majorBidi"/>
+          <w:b/>
+          <w:color w:val="4F49F5" w:themeColor="accent1"/>
+          <w:kern w:val="2"/>
+          <w:sz w:val="36"/>
+          <w:szCs w:val="36"/>
+          <w:lang w:val="en-GB"/>
+          <w14:ligatures w14:val="standardContextual"/>
+        </w:rPr>
+        <w:t>Regional Spillover and Infrastructure Risks</w:t>
+      </w:r>
+    </w:p>
+    <w:p>
+      <w:pPr>
+        <w:ind w:left="450"/>
+        <w:jc w:val="both"/>
+        <w:rPr>
+          <w:sz w:val="24"/>
+          <w:szCs w:val="24"/>
+          <w:lang w:val="en-GB"/>
+        </w:rPr>
+      </w:pPr>
+      <w:r>
+        <w:rPr>
+          <w:sz w:val="24"/>
+          <w:szCs w:val="24"/>
+          <w:lang w:val="en-GB"/>
+        </w:rPr>
+        <w:t>Africa-wide cybercrime trends suggest Zambia is highly exposed to sophisticated threat actors operating across borders. Analysts warn that the continent serves as a "testing ground" for elite cyber syndicates deploying Al-enhanced scams, ransomware-as-a-service (RaaS), and phishing infrastructure. Zambia's rapidly digitizing telecoms and financial sectors, combined with limited readiness, increase its vulnerability to such spillovers. Although no direct network breaches were reported in July, the risk vector remains high.</w:t>
+      </w:r>
+    </w:p>
+    <w:p>
+      <w:pPr>
+        <w:ind w:left="450"/>
+        <w:jc w:val="both"/>
+        <w:rPr>
+          <w:rFonts w:eastAsia="MS Gothic" w:cstheme="majorBidi"/>
+          <w:b/>
+          <w:color w:val="4F49F5" w:themeColor="accent1"/>
+          <w:kern w:val="2"/>
+          <w:sz w:val="36"/>
+          <w:szCs w:val="36"/>
+          <w:lang w:val="en-GB"/>
+          <w14:ligatures w14:val="standardContextual"/>
+        </w:rPr>
+      </w:pPr>
+      <w:r>
+        <w:rPr>
+          <w:rFonts w:eastAsia="MS Gothic" w:cstheme="majorBidi"/>
+          <w:b/>
+          <w:color w:val="4F49F5" w:themeColor="accent1"/>
+          <w:kern w:val="2"/>
+          <w:sz w:val="36"/>
+          <w:szCs w:val="36"/>
+          <w:lang w:val="en-GB"/>
+          <w14:ligatures w14:val="standardContextual"/>
+        </w:rPr>
+        <w:t>Government and Industry Response</w:t>
+      </w:r>
+    </w:p>
+    <w:p>
+      <w:pPr>
+        <w:ind w:left="450"/>
+        <w:jc w:val="both"/>
+        <w:rPr>
+          <w:sz w:val="24"/>
+          <w:szCs w:val="24"/>
+          <w:lang w:val="en-GB"/>
+        </w:rPr>
+      </w:pPr>
+      <w:r>
+        <w:rPr>
+          <w:sz w:val="24"/>
+          <w:szCs w:val="24"/>
+          <w:lang w:val="en-GB"/>
+        </w:rPr>
+        <w:t>The government also launched a nationwide Cyber Security and Crimes Awareness Campaign (2025–26) to enhance public digital literacy and promote anti-fraud practices through SMART Zambia Institute and PPDF . Despite official clarifications that lawful interception is regulated, critics continue to raise concerns over the potential misuse of surveillance powers and erosion of civic space.</w:t>
+      </w:r>
+    </w:p>
+    <w:p>
+      <w:pPr>
+        <w:ind w:left="450"/>
+        <w:jc w:val="both"/>
+        <w:rPr>
+          <w:rFonts w:eastAsia="MS Gothic" w:cstheme="majorBidi"/>
+          <w:b/>
+          <w:color w:val="4F49F5" w:themeColor="accent1"/>
+          <w:kern w:val="2"/>
+          <w:sz w:val="36"/>
+          <w:szCs w:val="36"/>
+          <w:lang w:val="en-GB"/>
+          <w14:ligatures w14:val="standardContextual"/>
+        </w:rPr>
+      </w:pPr>
+      <w:r>
+        <w:rPr>
+          <w:b/>
+          <w:bCs/>
+        </w:rPr>
+        <w:t>Sources:</w:t>
+      </w:r>
+      <w:r>
+        <w:rPr>
+          <w:b/>
+          <w:bCs/>
+        </w:rPr>
+        <w:t xml:space="preserve"> </w:t>
+      </w:r>
+      <w:hyperlink r:id="rId20" w:history="1">
+        <w:r>
+          <w:rPr>
+            <w:rStyle w:val="Hyperlink"/>
+          </w:rPr>
+          <w:t>Zambia Monitor</w:t>
+        </w:r>
+      </w:hyperlink>
+      <w:r>
+        <w:t xml:space="preserve">, </w:t>
+      </w:r>
+      <w:hyperlink r:id="rId21" w:history="1">
+        <w:r>
+          <w:rPr>
+            <w:rStyle w:val="Hyperlink"/>
+          </w:rPr>
+          <w:t>Tech Africa News</w:t>
+        </w:r>
+      </w:hyperlink>
+      <w:r>
+        <w:t xml:space="preserve">, </w:t>
+      </w:r>
+      <w:hyperlink r:id="rId22" w:history="1">
+        <w:r>
+          <w:rPr>
+            <w:rStyle w:val="Hyperlink"/>
+          </w:rPr>
+          <w:t>Lusaka Times</w:t>
+        </w:r>
+      </w:hyperlink>
+      <w:r>
+        <w:t xml:space="preserve">, </w:t>
+      </w:r>
       <w:hyperlink r:id="rId23" w:history="1">
         <w:r>
           <w:rPr>
             <w:rStyle w:val="Hyperlink"/>
-            <w:sz w:val="24"/>
-            <w:szCs w:val="24"/>
-            <w:lang w:val="en-GB"/>
           </w:rPr>
           <w:t>Efficacy News</w:t>
         </w:r>
       </w:hyperlink>
       <w:r>
-        <w:rPr>
-          <w:sz w:val="24"/>
-          <w:szCs w:val="24"/>
-          <w:lang w:val="en-GB"/>
-        </w:rPr>
         <w:t xml:space="preserve">, </w:t>
       </w:r>
       <w:hyperlink r:id="rId24" w:history="1">
         <w:r>
           <w:rPr>
             <w:rStyle w:val="Hyperlink"/>
-            <w:sz w:val="24"/>
-            <w:szCs w:val="24"/>
-            <w:lang w:val="en-GB"/>
-          </w:rPr>
-          <w:t>International Center for Not-For-Profi</w:t>
-        </w:r>
-        <w:r>
-          <w:rPr>
-            <w:rStyle w:val="Hyperlink"/>
-            <w:sz w:val="24"/>
-            <w:szCs w:val="24"/>
-            <w:lang w:val="en-GB"/>
-          </w:rPr>
-          <w:t>t</w:t>
-        </w:r>
-        <w:r>
-          <w:rPr>
-            <w:rStyle w:val="Hyperlink"/>
-            <w:sz w:val="24"/>
-            <w:szCs w:val="24"/>
-            <w:lang w:val="en-GB"/>
-          </w:rPr>
-          <w:t xml:space="preserve"> Law</w:t>
-        </w:r>
-      </w:hyperlink>
-      <w:r>
-        <w:rPr>
-          <w:sz w:val="24"/>
-          <w:szCs w:val="24"/>
-          <w:lang w:val="en-GB"/>
-        </w:rPr>
-        <w:t xml:space="preserve">, </w:t>
-      </w:r>
-      <w:hyperlink r:id="rId25" w:history="1">
-        <w:r>
-          <w:rPr>
-            <w:rStyle w:val="Hyperlink"/>
-            <w:sz w:val="24"/>
-            <w:szCs w:val="24"/>
-            <w:lang w:val="en-GB"/>
           </w:rPr>
           <w:t>The Agency Media</w:t>
         </w:r>
@@ -9508,7 +9399,7 @@
           <w:numId w:val="7"/>
         </w:numPr>
       </w:pPr>
-      <w:bookmarkStart w:id="100" w:name="_Toc202486943"/>
+      <w:bookmarkStart w:id="97" w:name="_Toc202486943"/>
       <w:r>
         <w:lastRenderedPageBreak/>
         <w:t>C</w:t>
@@ -9523,7 +9414,7 @@
         <w:t>and Recommendations</w:t>
       </w:r>
       <w:bookmarkEnd w:id="95"/>
-      <w:bookmarkEnd w:id="100"/>
+      <w:bookmarkEnd w:id="97"/>
     </w:p>
     <w:p>
       <w:pPr>
@@ -9533,11 +9424,11 @@
           <w:numId w:val="7"/>
         </w:numPr>
       </w:pPr>
-      <w:bookmarkStart w:id="101" w:name="_Toc202486944"/>
+      <w:bookmarkStart w:id="98" w:name="_Toc202486944"/>
       <w:r>
         <w:t>Recommendations</w:t>
       </w:r>
-      <w:bookmarkEnd w:id="101"/>
+      <w:bookmarkEnd w:id="98"/>
     </w:p>
     <w:p>
       <w:pPr>
@@ -9553,21 +9444,7 @@
           <w:sz w:val="24"/>
           <w:szCs w:val="28"/>
         </w:rPr>
-        <w:t xml:space="preserve">Review the MSSQL </w:t>
-      </w:r>
-      <w:r>
-        <w:rPr>
-          <w:sz w:val="24"/>
-          <w:szCs w:val="28"/>
-        </w:rPr>
-        <w:t xml:space="preserve">Server </w:t>
-      </w:r>
-      <w:r>
-        <w:rPr>
-          <w:sz w:val="24"/>
-          <w:szCs w:val="28"/>
-        </w:rPr>
-        <w:t>logs to identify the root causes of the Logon Failure from the accounts</w:t>
+        <w:t>Review the MSSQL Server logs to identify the root causes of the Logon Failure from the accounts</w:t>
       </w:r>
     </w:p>
     <w:p>
@@ -9598,11 +9475,11 @@
           <w:numId w:val="7"/>
         </w:numPr>
       </w:pPr>
-      <w:bookmarkStart w:id="102" w:name="_Toc202486945"/>
+      <w:bookmarkStart w:id="99" w:name="_Toc202486945"/>
       <w:r>
         <w:t>Conclusion</w:t>
       </w:r>
-      <w:bookmarkEnd w:id="102"/>
+      <w:bookmarkEnd w:id="99"/>
     </w:p>
     <w:p>
       <w:pPr>
@@ -10022,10 +9899,10 @@
       <w:bookmarkEnd w:id="93"/>
     </w:p>
     <w:sectPr>
-      <w:headerReference w:type="default" r:id="rId26"/>
-      <w:footerReference w:type="even" r:id="rId27"/>
-      <w:footerReference w:type="default" r:id="rId28"/>
-      <w:footerReference w:type="first" r:id="rId29"/>
+      <w:headerReference w:type="default" r:id="rId25"/>
+      <w:footerReference w:type="even" r:id="rId26"/>
+      <w:footerReference w:type="default" r:id="rId27"/>
+      <w:footerReference w:type="first" r:id="rId28"/>
       <w:pgSz w:w="11906" w:h="16838" w:code="9"/>
       <w:pgMar w:top="2378" w:right="1440" w:bottom="1440" w:left="1440" w:header="1728" w:footer="227" w:gutter="0"/>
       <w:pgNumType w:start="0"/>

--- a/TeKnowledge July_2025 Report - AB Zambia.docx
+++ b/TeKnowledge July_2025 Report - AB Zambia.docx
@@ -1,6 +1,6 @@
 
 <file path=word/document.xml><?xml version="1.0" encoding="utf-8"?>
-<w:document xmlns:wpc="http://schemas.microsoft.com/office/word/2010/wordprocessingCanvas" xmlns:cx="http://schemas.microsoft.com/office/drawing/2014/chartex" xmlns:cx1="http://schemas.microsoft.com/office/drawing/2015/9/8/chartex" xmlns:cx2="http://schemas.microsoft.com/office/drawing/2015/10/21/chartex" xmlns:cx3="http://schemas.microsoft.com/office/drawing/2016/5/9/chartex" xmlns:cx4="http://schemas.microsoft.com/office/drawing/2016/5/10/chartex" xmlns:cx5="http://schemas.microsoft.com/office/drawing/2016/5/11/chartex" xmlns:cx6="http://schemas.microsoft.com/office/drawing/2016/5/12/chartex" xmlns:cx7="http://schemas.microsoft.com/office/drawing/2016/5/13/chartex" xmlns:cx8="http://schemas.microsoft.com/office/drawing/2016/5/14/chartex" xmlns:mc="http://schemas.openxmlformats.org/markup-compatibility/2006" xmlns:aink="http://schemas.microsoft.com/office/drawing/2016/ink" xmlns:am3d="http://schemas.microsoft.com/office/drawing/2017/model3d" xmlns:o="urn:schemas-microsoft-com:office:office" xmlns:r="http://schemas.openxmlformats.org/officeDocument/2006/relationships" xmlns:m="http://schemas.openxmlformats.org/officeDocument/2006/math" xmlns:v="urn:schemas-microsoft-com:vml" xmlns:wp14="http://schemas.microsoft.com/office/word/2010/wordprocessingDrawing" xmlns:wp="http://schemas.openxmlformats.org/drawingml/2006/wordprocessingDrawing" xmlns:w10="urn:schemas-microsoft-com:office:word" xmlns:w="http://schemas.openxmlformats.org/wordprocessingml/2006/main" xmlns:w14="http://schemas.microsoft.com/office/word/2010/wordml" xmlns:w15="http://schemas.microsoft.com/office/word/2012/wordml" xmlns:w16cex="http://schemas.microsoft.com/office/word/2018/wordml/cex" xmlns:w16cid="http://schemas.microsoft.com/office/word/2016/wordml/cid" xmlns:w16="http://schemas.microsoft.com/office/word/2018/wordml" xmlns:w16sdtdh="http://schemas.microsoft.com/office/word/2020/wordml/sdtdatahash" xmlns:w16se="http://schemas.microsoft.com/office/word/2015/wordml/symex" xmlns:wpg="http://schemas.microsoft.com/office/word/2010/wordprocessingGroup" xmlns:wpi="http://schemas.microsoft.com/office/word/2010/wordprocessingInk" xmlns:wne="http://schemas.microsoft.com/office/word/2006/wordml" xmlns:wps="http://schemas.microsoft.com/office/word/2010/wordprocessingShape" mc:Ignorable="w14 w15 w16se w16cid w16 w16cex w16sdtdh wp14">
+<w:document xmlns:wpc="http://schemas.microsoft.com/office/word/2010/wordprocessingCanvas" xmlns:cx="http://schemas.microsoft.com/office/drawing/2014/chartex" xmlns:cx1="http://schemas.microsoft.com/office/drawing/2015/9/8/chartex" xmlns:cx2="http://schemas.microsoft.com/office/drawing/2015/10/21/chartex" xmlns:cx3="http://schemas.microsoft.com/office/drawing/2016/5/9/chartex" xmlns:cx4="http://schemas.microsoft.com/office/drawing/2016/5/10/chartex" xmlns:cx5="http://schemas.microsoft.com/office/drawing/2016/5/11/chartex" xmlns:cx6="http://schemas.microsoft.com/office/drawing/2016/5/12/chartex" xmlns:cx7="http://schemas.microsoft.com/office/drawing/2016/5/13/chartex" xmlns:cx8="http://schemas.microsoft.com/office/drawing/2016/5/14/chartex" xmlns:mc="http://schemas.openxmlformats.org/markup-compatibility/2006" xmlns:aink="http://schemas.microsoft.com/office/drawing/2016/ink" xmlns:am3d="http://schemas.microsoft.com/office/drawing/2017/model3d" xmlns:o="urn:schemas-microsoft-com:office:office" xmlns:oel="http://schemas.microsoft.com/office/2019/extlst" xmlns:r="http://schemas.openxmlformats.org/officeDocument/2006/relationships" xmlns:m="http://schemas.openxmlformats.org/officeDocument/2006/math" xmlns:v="urn:schemas-microsoft-com:vml" xmlns:wp14="http://schemas.microsoft.com/office/word/2010/wordprocessingDrawing" xmlns:wp="http://schemas.openxmlformats.org/drawingml/2006/wordprocessingDrawing" xmlns:w10="urn:schemas-microsoft-com:office:word" xmlns:w="http://schemas.openxmlformats.org/wordprocessingml/2006/main" xmlns:w14="http://schemas.microsoft.com/office/word/2010/wordml" xmlns:w15="http://schemas.microsoft.com/office/word/2012/wordml" xmlns:w16cex="http://schemas.microsoft.com/office/word/2018/wordml/cex" xmlns:w16cid="http://schemas.microsoft.com/office/word/2016/wordml/cid" xmlns:w16="http://schemas.microsoft.com/office/word/2018/wordml" xmlns:w16du="http://schemas.microsoft.com/office/word/2023/wordml/word16du" xmlns:w16sdtdh="http://schemas.microsoft.com/office/word/2020/wordml/sdtdatahash" xmlns:w16sdtfl="http://schemas.microsoft.com/office/word/2024/wordml/sdtformatlock" xmlns:w16se="http://schemas.microsoft.com/office/word/2015/wordml/symex" xmlns:wpg="http://schemas.microsoft.com/office/word/2010/wordprocessingGroup" xmlns:wpi="http://schemas.microsoft.com/office/word/2010/wordprocessingInk" xmlns:wne="http://schemas.microsoft.com/office/word/2006/wordml" xmlns:wps="http://schemas.microsoft.com/office/word/2010/wordprocessingShape" mc:Ignorable="w14 w15 w16se w16cid w16 w16cex w16sdtdh w16sdtfl w16du wp14">
   <w:body>
     <w:p>
       <w:pPr>
@@ -295,7 +295,7 @@
                     <v:stroke joinstyle="miter"/>
                     <v:path gradientshapeok="t" o:connecttype="rect"/>
                   </v:shapetype>
-                  <v:shape id="Text Box 2" o:spid="_x0000_s1026" type="#_x0000_t202" style="position:absolute;margin-left:-32.9pt;margin-top:546.45pt;width:242.55pt;height:53.1pt;z-index:251658241;visibility:visible;mso-wrap-style:square;mso-width-percent:0;mso-height-percent:0;mso-wrap-distance-left:9pt;mso-wrap-distance-top:3.6pt;mso-wrap-distance-right:9pt;mso-wrap-distance-bottom:3.6pt;mso-position-horizontal:absolute;mso-position-horizontal-relative:margin;mso-position-vertical:absolute;mso-position-vertical-relative:text;mso-width-percent:0;mso-height-percent:0;mso-width-relative:margin;mso-height-relative:margin;v-text-anchor:top" o:gfxdata="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" filled="f" stroked="f">
+                  <v:shape id="Text Box 2" o:spid="_x0000_s1026" type="#_x0000_t202" style="position:absolute;margin-left:-32.9pt;margin-top:546.45pt;width:242.55pt;height:53.1pt;z-index:251658241;visibility:visible;mso-wrap-style:square;mso-width-percent:0;mso-height-percent:0;mso-wrap-distance-left:9pt;mso-wrap-distance-top:3.6pt;mso-wrap-distance-right:9pt;mso-wrap-distance-bottom:3.6pt;mso-position-horizontal:absolute;mso-position-horizontal-relative:margin;mso-position-vertical:absolute;mso-position-vertical-relative:text;mso-width-percent:0;mso-height-percent:0;mso-width-relative:margin;mso-height-relative:margin;v-text-anchor:top" o:gfxdata="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" filled="f" stroked="f">
                     <v:textbox>
                       <w:txbxContent>
                         <w:p>
@@ -508,7 +508,7 @@
               </mc:Choice>
               <mc:Fallback>
                 <w:pict>
-                  <v:shape w14:anchorId="2CCF537E" id="_x0000_s1027" type="#_x0000_t202" style="position:absolute;margin-left:-33.3pt;margin-top:419.2pt;width:364.5pt;height:123pt;z-index:251658240;visibility:visible;mso-wrap-style:square;mso-width-percent:0;mso-height-percent:0;mso-wrap-distance-left:9pt;mso-wrap-distance-top:3.6pt;mso-wrap-distance-right:9pt;mso-wrap-distance-bottom:3.6pt;mso-position-horizontal:absolute;mso-position-horizontal-relative:margin;mso-position-vertical:absolute;mso-position-vertical-relative:text;mso-width-percent:0;mso-height-percent:0;mso-width-relative:margin;mso-height-relative:margin;v-text-anchor:top" o:gfxdata="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" filled="f" stroked="f">
+                  <v:shape w14:anchorId="2CCF537E" id="_x0000_s1027" type="#_x0000_t202" style="position:absolute;margin-left:-33.3pt;margin-top:419.2pt;width:364.5pt;height:123pt;z-index:251658240;visibility:visible;mso-wrap-style:square;mso-width-percent:0;mso-height-percent:0;mso-wrap-distance-left:9pt;mso-wrap-distance-top:3.6pt;mso-wrap-distance-right:9pt;mso-wrap-distance-bottom:3.6pt;mso-position-horizontal:absolute;mso-position-horizontal-relative:margin;mso-position-vertical:absolute;mso-position-vertical-relative:text;mso-width-percent:0;mso-height-percent:0;mso-width-relative:margin;mso-height-relative:margin;v-text-anchor:top" o:gfxdata="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" filled="f" stroked="f">
                     <v:textbox>
                       <w:txbxContent>
                         <w:p>
@@ -4875,7 +4875,23 @@
           <w:sz w:val="24"/>
           <w:szCs w:val="24"/>
         </w:rPr>
-        <w:t xml:space="preserve"> minutes and </w:t>
+        <w:t xml:space="preserve"> </w:t>
+      </w:r>
+      <w:r>
+        <w:rPr>
+          <w:rFonts w:cstheme="minorHAnsi"/>
+          <w:sz w:val="24"/>
+          <w:szCs w:val="24"/>
+        </w:rPr>
+        <w:t>minute</w:t>
+      </w:r>
+      <w:r>
+        <w:rPr>
+          <w:rFonts w:cstheme="minorHAnsi"/>
+          <w:sz w:val="24"/>
+          <w:szCs w:val="24"/>
+        </w:rPr>
+        <w:t xml:space="preserve"> and </w:t>
       </w:r>
       <w:r>
         <w:rPr>
@@ -5123,16 +5139,7 @@
           <w:sz w:val="24"/>
           <w:szCs w:val="28"/>
         </w:rPr>
-        <w:t>3</w:t>
-      </w:r>
-      <w:r>
-        <w:rPr>
-          <w:b/>
-          <w:bCs/>
-          <w:sz w:val="24"/>
-          <w:szCs w:val="28"/>
-        </w:rPr>
-        <w:t>7</w:t>
+        <w:t>24</w:t>
       </w:r>
       <w:r>
         <w:rPr>
@@ -5180,10 +5187,10 @@
           <w:sz w:val="22"/>
         </w:rPr>
         <w:drawing>
-          <wp:inline distT="0" distB="0" distL="0" distR="0" wp14:anchorId="52882898" wp14:editId="0BB73ACF">
-            <wp:extent cx="2321638" cy="2111098"/>
-            <wp:effectExtent l="0" t="0" r="2540" b="3810"/>
-            <wp:docPr id="1" name="Picture 1"/>
+          <wp:inline distT="0" distB="0" distL="0" distR="0" wp14:anchorId="358901B7" wp14:editId="44036F25">
+            <wp:extent cx="2085975" cy="2160698"/>
+            <wp:effectExtent l="0" t="0" r="0" b="0"/>
+            <wp:docPr id="850819580" name="Picture 1"/>
             <wp:cNvGraphicFramePr>
               <a:graphicFrameLocks xmlns:a="http://schemas.openxmlformats.org/drawingml/2006/main" noChangeAspect="1"/>
             </wp:cNvGraphicFramePr>
@@ -5191,7 +5198,7 @@
               <a:graphicData uri="http://schemas.openxmlformats.org/drawingml/2006/picture">
                 <pic:pic xmlns:pic="http://schemas.openxmlformats.org/drawingml/2006/picture">
                   <pic:nvPicPr>
-                    <pic:cNvPr id="1" name=""/>
+                    <pic:cNvPr id="850819580" name=""/>
                     <pic:cNvPicPr/>
                   </pic:nvPicPr>
                   <pic:blipFill>
@@ -5203,7 +5210,7 @@
                   <pic:spPr>
                     <a:xfrm>
                       <a:off x="0" y="0"/>
-                      <a:ext cx="2341846" cy="2129473"/>
+                      <a:ext cx="2100302" cy="2175538"/>
                     </a:xfrm>
                     <a:prstGeom prst="rect">
                       <a:avLst/>
@@ -5228,10 +5235,10 @@
           <w:sz w:val="22"/>
         </w:rPr>
         <w:drawing>
-          <wp:inline distT="0" distB="0" distL="0" distR="0" wp14:anchorId="4E35461B" wp14:editId="27EF7767">
-            <wp:extent cx="2381122" cy="2122928"/>
-            <wp:effectExtent l="0" t="0" r="635" b="0"/>
-            <wp:docPr id="2" name="Picture 2"/>
+          <wp:inline distT="0" distB="0" distL="0" distR="0" wp14:anchorId="5C683521" wp14:editId="68A6BB8A">
+            <wp:extent cx="2085975" cy="2160253"/>
+            <wp:effectExtent l="0" t="0" r="0" b="0"/>
+            <wp:docPr id="1361644002" name="Picture 1" descr="A screenshot of a phone&#10;&#10;AI-generated content may be incorrect."/>
             <wp:cNvGraphicFramePr>
               <a:graphicFrameLocks xmlns:a="http://schemas.openxmlformats.org/drawingml/2006/main" noChangeAspect="1"/>
             </wp:cNvGraphicFramePr>
@@ -5239,7 +5246,7 @@
               <a:graphicData uri="http://schemas.openxmlformats.org/drawingml/2006/picture">
                 <pic:pic xmlns:pic="http://schemas.openxmlformats.org/drawingml/2006/picture">
                   <pic:nvPicPr>
-                    <pic:cNvPr id="1" name=""/>
+                    <pic:cNvPr id="1361644002" name="Picture 1" descr="A screenshot of a phone&#10;&#10;AI-generated content may be incorrect."/>
                     <pic:cNvPicPr/>
                   </pic:nvPicPr>
                   <pic:blipFill>
@@ -5251,7 +5258,7 @@
                   <pic:spPr>
                     <a:xfrm>
                       <a:off x="0" y="0"/>
-                      <a:ext cx="2403173" cy="2142588"/>
+                      <a:ext cx="2106131" cy="2181127"/>
                     </a:xfrm>
                     <a:prstGeom prst="rect">
                       <a:avLst/>
@@ -5312,7 +5319,7 @@
           <w:sz w:val="24"/>
           <w:szCs w:val="28"/>
         </w:rPr>
-        <w:t>5</w:t>
+        <w:t>7</w:t>
       </w:r>
       <w:r>
         <w:rPr>
@@ -5353,10 +5360,10 @@
           <w:sz w:val="22"/>
         </w:rPr>
         <w:drawing>
-          <wp:inline distT="0" distB="0" distL="0" distR="0" wp14:anchorId="0F2DF4A6" wp14:editId="245B63ED">
-            <wp:extent cx="2258903" cy="2062002"/>
-            <wp:effectExtent l="0" t="0" r="8255" b="0"/>
-            <wp:docPr id="4" name="Picture 4"/>
+          <wp:inline distT="0" distB="0" distL="0" distR="0" wp14:anchorId="109DA333" wp14:editId="22BD2E28">
+            <wp:extent cx="2376568" cy="1990725"/>
+            <wp:effectExtent l="0" t="0" r="5080" b="0"/>
+            <wp:docPr id="1989891137" name="Picture 1" descr="A number of blue letters&#10;&#10;AI-generated content may be incorrect."/>
             <wp:cNvGraphicFramePr>
               <a:graphicFrameLocks xmlns:a="http://schemas.openxmlformats.org/drawingml/2006/main" noChangeAspect="1"/>
             </wp:cNvGraphicFramePr>
@@ -5364,7 +5371,7 @@
               <a:graphicData uri="http://schemas.openxmlformats.org/drawingml/2006/picture">
                 <pic:pic xmlns:pic="http://schemas.openxmlformats.org/drawingml/2006/picture">
                   <pic:nvPicPr>
-                    <pic:cNvPr id="1" name=""/>
+                    <pic:cNvPr id="1989891137" name="Picture 1" descr="A number of blue letters&#10;&#10;AI-generated content may be incorrect."/>
                     <pic:cNvPicPr/>
                   </pic:nvPicPr>
                   <pic:blipFill>
@@ -5376,7 +5383,7 @@
                   <pic:spPr>
                     <a:xfrm>
                       <a:off x="0" y="0"/>
-                      <a:ext cx="2290032" cy="2090417"/>
+                      <a:ext cx="2395547" cy="2006623"/>
                     </a:xfrm>
                     <a:prstGeom prst="rect">
                       <a:avLst/>
@@ -5393,10 +5400,10 @@
           <w:noProof/>
         </w:rPr>
         <w:drawing>
-          <wp:inline distT="0" distB="0" distL="0" distR="0" wp14:anchorId="5FF27892" wp14:editId="3414DC9E">
-            <wp:extent cx="2264520" cy="2053741"/>
-            <wp:effectExtent l="0" t="0" r="2540" b="3810"/>
-            <wp:docPr id="5" name="Picture 5"/>
+          <wp:inline distT="0" distB="0" distL="0" distR="0" wp14:anchorId="6DBB6DDF" wp14:editId="45890CE6">
+            <wp:extent cx="2333625" cy="1972078"/>
+            <wp:effectExtent l="0" t="0" r="0" b="9525"/>
+            <wp:docPr id="598929335" name="Picture 1" descr="A screenshot of a phone&#10;&#10;AI-generated content may be incorrect."/>
             <wp:cNvGraphicFramePr>
               <a:graphicFrameLocks xmlns:a="http://schemas.openxmlformats.org/drawingml/2006/main" noChangeAspect="1"/>
             </wp:cNvGraphicFramePr>
@@ -5404,7 +5411,7 @@
               <a:graphicData uri="http://schemas.openxmlformats.org/drawingml/2006/picture">
                 <pic:pic xmlns:pic="http://schemas.openxmlformats.org/drawingml/2006/picture">
                   <pic:nvPicPr>
-                    <pic:cNvPr id="1" name=""/>
+                    <pic:cNvPr id="598929335" name="Picture 1" descr="A screenshot of a phone&#10;&#10;AI-generated content may be incorrect."/>
                     <pic:cNvPicPr/>
                   </pic:nvPicPr>
                   <pic:blipFill>
@@ -5416,7 +5423,7 @@
                   <pic:spPr>
                     <a:xfrm>
                       <a:off x="0" y="0"/>
-                      <a:ext cx="2294719" cy="2081129"/>
+                      <a:ext cx="2340809" cy="1978149"/>
                     </a:xfrm>
                     <a:prstGeom prst="rect">
                       <a:avLst/>
@@ -5471,7 +5478,14 @@
           <w:sz w:val="24"/>
           <w:szCs w:val="24"/>
         </w:rPr>
-        <w:t>June</w:t>
+        <w:t>Ju</w:t>
+      </w:r>
+      <w:r>
+        <w:rPr>
+          <w:sz w:val="24"/>
+          <w:szCs w:val="24"/>
+        </w:rPr>
+        <w:t>ly</w:t>
       </w:r>
       <w:r>
         <w:rPr>
@@ -5487,7 +5501,7 @@
           <w:sz w:val="24"/>
           <w:szCs w:val="24"/>
         </w:rPr>
-        <w:t>14</w:t>
+        <w:t>1</w:t>
       </w:r>
       <w:r>
         <w:rPr>
@@ -5496,7 +5510,7 @@
           <w:sz w:val="24"/>
           <w:szCs w:val="24"/>
         </w:rPr>
-        <w:t>37</w:t>
+        <w:t>000</w:t>
       </w:r>
       <w:r>
         <w:rPr>
@@ -5516,58 +5530,54 @@
       </w:r>
       <w:r>
         <w:rPr>
+          <w:rFonts w:cstheme="minorHAnsi"/>
           <w:b/>
           <w:bCs/>
           <w:sz w:val="24"/>
           <w:szCs w:val="24"/>
         </w:rPr>
-        <w:t xml:space="preserve">MSSQL Account Logon Failure, </w:t>
-      </w:r>
-      <w:r>
-        <w:rPr>
+        <w:t xml:space="preserve">MSSQL Account Login Failure, </w:t>
+      </w:r>
+      <w:r>
+        <w:rPr>
+          <w:rFonts w:cstheme="minorHAnsi"/>
           <w:b/>
           <w:bCs/>
           <w:sz w:val="24"/>
           <w:szCs w:val="24"/>
         </w:rPr>
-        <w:t>FortiGate</w:t>
-      </w:r>
-      <w:r>
-        <w:rPr>
+        <w:t>SQL Service Stopped, Fortigate UTM Alerts</w:t>
+      </w:r>
+      <w:r>
+        <w:rPr>
+          <w:rFonts w:cstheme="minorHAnsi"/>
           <w:b/>
           <w:bCs/>
           <w:sz w:val="24"/>
           <w:szCs w:val="24"/>
         </w:rPr>
-        <w:t xml:space="preserve"> Successful login, </w:t>
-      </w:r>
-      <w:r>
-        <w:rPr>
+        <w:t xml:space="preserve"> and </w:t>
+      </w:r>
+      <w:r>
+        <w:rPr>
+          <w:rFonts w:cstheme="minorHAnsi"/>
           <w:b/>
           <w:bCs/>
           <w:sz w:val="24"/>
           <w:szCs w:val="24"/>
         </w:rPr>
-        <w:t xml:space="preserve">SQL Service Stopped and </w:t>
-      </w:r>
-      <w:r>
-        <w:rPr>
+        <w:t xml:space="preserve">Source Stopped </w:t>
+      </w:r>
+      <w:r>
+        <w:rPr>
+          <w:rFonts w:cstheme="minorHAnsi"/>
           <w:b/>
           <w:bCs/>
           <w:sz w:val="24"/>
           <w:szCs w:val="24"/>
         </w:rPr>
-        <w:t xml:space="preserve">Admin </w:t>
-      </w:r>
-      <w:r>
-        <w:rPr>
-          <w:b/>
-          <w:bCs/>
-          <w:sz w:val="24"/>
-          <w:szCs w:val="24"/>
-        </w:rPr>
         <w:lastRenderedPageBreak/>
-        <w:t>Account Logon Failure</w:t>
+        <w:t>sending Data:Syslog</w:t>
       </w:r>
       <w:r>
         <w:rPr>
@@ -5633,14 +5643,7 @@
           <w:sz w:val="24"/>
           <w:szCs w:val="24"/>
         </w:rPr>
-        <w:t>54</w:t>
-      </w:r>
-      <w:r>
-        <w:rPr>
-          <w:sz w:val="24"/>
-          <w:szCs w:val="24"/>
-        </w:rPr>
-        <w:t>2</w:t>
+        <w:t>264</w:t>
       </w:r>
     </w:p>
     <w:p>
@@ -5656,42 +5659,14 @@
           <w:sz w:val="24"/>
           <w:szCs w:val="24"/>
         </w:rPr>
-        <w:t>Forti</w:t>
-      </w:r>
-      <w:r>
-        <w:rPr>
-          <w:sz w:val="24"/>
-          <w:szCs w:val="24"/>
-        </w:rPr>
-        <w:t>G</w:t>
-      </w:r>
-      <w:r>
-        <w:rPr>
-          <w:sz w:val="24"/>
-          <w:szCs w:val="24"/>
-        </w:rPr>
-        <w:t>ate Successful login</w:t>
-      </w:r>
-      <w:r>
-        <w:rPr>
-          <w:sz w:val="24"/>
-          <w:szCs w:val="24"/>
-        </w:rPr>
-        <w:t xml:space="preserve"> – </w:t>
-      </w:r>
-      <w:r>
-        <w:rPr>
-          <w:sz w:val="24"/>
-          <w:szCs w:val="24"/>
-        </w:rPr>
-        <w:t>32</w:t>
-      </w:r>
-      <w:r>
-        <w:rPr>
-          <w:sz w:val="24"/>
-          <w:szCs w:val="24"/>
-        </w:rPr>
-        <w:t>0</w:t>
+        <w:t>SQL Service Stopped – 1</w:t>
+      </w:r>
+      <w:r>
+        <w:rPr>
+          <w:sz w:val="24"/>
+          <w:szCs w:val="24"/>
+        </w:rPr>
+        <w:t>15</w:t>
       </w:r>
     </w:p>
     <w:p>
@@ -5707,7 +5682,14 @@
           <w:sz w:val="24"/>
           <w:szCs w:val="24"/>
         </w:rPr>
-        <w:t>SQL Service Stopped – 129</w:t>
+        <w:t>FortiGate UTM Alerts – 1</w:t>
+      </w:r>
+      <w:r>
+        <w:rPr>
+          <w:sz w:val="24"/>
+          <w:szCs w:val="24"/>
+        </w:rPr>
+        <w:t>07</w:t>
       </w:r>
     </w:p>
     <w:p>
@@ -5723,14 +5705,7 @@
           <w:sz w:val="24"/>
           <w:szCs w:val="24"/>
         </w:rPr>
-        <w:t>A</w:t>
-      </w:r>
-      <w:r>
-        <w:rPr>
-          <w:sz w:val="24"/>
-          <w:szCs w:val="24"/>
-        </w:rPr>
-        <w:t xml:space="preserve">dmin Account Logon Failure </w:t>
+        <w:t>Source Stopped Sending Data: Syslog</w:t>
       </w:r>
       <w:r>
         <w:rPr>
@@ -5744,7 +5719,7 @@
           <w:sz w:val="24"/>
           <w:szCs w:val="24"/>
         </w:rPr>
-        <w:t>123</w:t>
+        <w:t>97</w:t>
       </w:r>
     </w:p>
     <w:p>
@@ -5760,7 +5735,21 @@
           <w:sz w:val="24"/>
           <w:szCs w:val="24"/>
         </w:rPr>
-        <w:t>FortiGate UTM Alerts</w:t>
+        <w:t>Forti</w:t>
+      </w:r>
+      <w:r>
+        <w:rPr>
+          <w:sz w:val="24"/>
+          <w:szCs w:val="24"/>
+        </w:rPr>
+        <w:t>G</w:t>
+      </w:r>
+      <w:r>
+        <w:rPr>
+          <w:sz w:val="24"/>
+          <w:szCs w:val="24"/>
+        </w:rPr>
+        <w:t>ate Successful login</w:t>
       </w:r>
       <w:r>
         <w:rPr>
@@ -5774,7 +5763,7 @@
           <w:sz w:val="24"/>
           <w:szCs w:val="24"/>
         </w:rPr>
-        <w:t>71</w:t>
+        <w:t>78</w:t>
       </w:r>
     </w:p>
     <w:p>
@@ -5839,7 +5828,7 @@
           <w:sz w:val="24"/>
           <w:szCs w:val="24"/>
         </w:rPr>
-        <w:t>42</w:t>
+        <w:t>7</w:t>
       </w:r>
       <w:r>
         <w:rPr>
@@ -5862,14 +5851,14 @@
           <w:sz w:val="24"/>
           <w:szCs w:val="24"/>
         </w:rPr>
-        <w:t>. The high-severity case was fully investigated and confirmed to be authorized and resolved, with no signs of compromise</w:t>
-      </w:r>
-      <w:r>
-        <w:rPr>
-          <w:sz w:val="24"/>
-          <w:szCs w:val="24"/>
-        </w:rPr>
-        <w:t>.</w:t>
+        <w:t xml:space="preserve">. The high-severity case was fully investigated and confirmed to be </w:t>
+      </w:r>
+      <w:r>
+        <w:rPr>
+          <w:sz w:val="24"/>
+          <w:szCs w:val="24"/>
+        </w:rPr>
+        <w:t xml:space="preserve">carried out by Authorized IT Administrators. </w:t>
       </w:r>
     </w:p>
     <w:p>
@@ -5920,7 +5909,13 @@
           <w:rFonts w:asciiTheme="minorHAnsi" w:hAnsiTheme="minorHAnsi" w:cstheme="minorHAnsi"/>
         </w:rPr>
         <w:lastRenderedPageBreak/>
-        <w:t>June</w:t>
+        <w:t>Ju</w:t>
+      </w:r>
+      <w:r>
+        <w:rPr>
+          <w:rFonts w:asciiTheme="minorHAnsi" w:hAnsiTheme="minorHAnsi" w:cstheme="minorHAnsi"/>
+        </w:rPr>
+        <w:t>ly</w:t>
       </w:r>
       <w:r>
         <w:rPr>
@@ -5995,7 +5990,14 @@
           <w:sz w:val="24"/>
           <w:szCs w:val="28"/>
         </w:rPr>
-        <w:t>June</w:t>
+        <w:t>Ju</w:t>
+      </w:r>
+      <w:r>
+        <w:rPr>
+          <w:sz w:val="24"/>
+          <w:szCs w:val="28"/>
+        </w:rPr>
+        <w:t>ly</w:t>
       </w:r>
       <w:r>
         <w:rPr>
@@ -9915,7 +9917,7 @@
 </file>
 
 <file path=word/endnotes.xml><?xml version="1.0" encoding="utf-8"?>
-<w:endnotes xmlns:wpc="http://schemas.microsoft.com/office/word/2010/wordprocessingCanvas" xmlns:cx="http://schemas.microsoft.com/office/drawing/2014/chartex" xmlns:cx1="http://schemas.microsoft.com/office/drawing/2015/9/8/chartex" xmlns:cx2="http://schemas.microsoft.com/office/drawing/2015/10/21/chartex" xmlns:cx3="http://schemas.microsoft.com/office/drawing/2016/5/9/chartex" xmlns:cx4="http://schemas.microsoft.com/office/drawing/2016/5/10/chartex" xmlns:cx5="http://schemas.microsoft.com/office/drawing/2016/5/11/chartex" xmlns:cx6="http://schemas.microsoft.com/office/drawing/2016/5/12/chartex" xmlns:cx7="http://schemas.microsoft.com/office/drawing/2016/5/13/chartex" xmlns:cx8="http://schemas.microsoft.com/office/drawing/2016/5/14/chartex" xmlns:mc="http://schemas.openxmlformats.org/markup-compatibility/2006" xmlns:aink="http://schemas.microsoft.com/office/drawing/2016/ink" xmlns:am3d="http://schemas.microsoft.com/office/drawing/2017/model3d" xmlns:o="urn:schemas-microsoft-com:office:office" xmlns:r="http://schemas.openxmlformats.org/officeDocument/2006/relationships" xmlns:m="http://schemas.openxmlformats.org/officeDocument/2006/math" xmlns:v="urn:schemas-microsoft-com:vml" xmlns:wp14="http://schemas.microsoft.com/office/word/2010/wordprocessingDrawing" xmlns:wp="http://schemas.openxmlformats.org/drawingml/2006/wordprocessingDrawing" xmlns:w10="urn:schemas-microsoft-com:office:word" xmlns:w="http://schemas.openxmlformats.org/wordprocessingml/2006/main" xmlns:w14="http://schemas.microsoft.com/office/word/2010/wordml" xmlns:w15="http://schemas.microsoft.com/office/word/2012/wordml" xmlns:w16cex="http://schemas.microsoft.com/office/word/2018/wordml/cex" xmlns:w16cid="http://schemas.microsoft.com/office/word/2016/wordml/cid" xmlns:w16="http://schemas.microsoft.com/office/word/2018/wordml" xmlns:w16sdtdh="http://schemas.microsoft.com/office/word/2020/wordml/sdtdatahash" xmlns:w16se="http://schemas.microsoft.com/office/word/2015/wordml/symex" xmlns:wpg="http://schemas.microsoft.com/office/word/2010/wordprocessingGroup" xmlns:wpi="http://schemas.microsoft.com/office/word/2010/wordprocessingInk" xmlns:wne="http://schemas.microsoft.com/office/word/2006/wordml" xmlns:wps="http://schemas.microsoft.com/office/word/2010/wordprocessingShape" mc:Ignorable="w14 w15 w16se w16cid w16 w16cex w16sdtdh wp14">
+<w:endnotes xmlns:wpc="http://schemas.microsoft.com/office/word/2010/wordprocessingCanvas" xmlns:cx="http://schemas.microsoft.com/office/drawing/2014/chartex" xmlns:cx1="http://schemas.microsoft.com/office/drawing/2015/9/8/chartex" xmlns:cx2="http://schemas.microsoft.com/office/drawing/2015/10/21/chartex" xmlns:cx3="http://schemas.microsoft.com/office/drawing/2016/5/9/chartex" xmlns:cx4="http://schemas.microsoft.com/office/drawing/2016/5/10/chartex" xmlns:cx5="http://schemas.microsoft.com/office/drawing/2016/5/11/chartex" xmlns:cx6="http://schemas.microsoft.com/office/drawing/2016/5/12/chartex" xmlns:cx7="http://schemas.microsoft.com/office/drawing/2016/5/13/chartex" xmlns:cx8="http://schemas.microsoft.com/office/drawing/2016/5/14/chartex" xmlns:mc="http://schemas.openxmlformats.org/markup-compatibility/2006" xmlns:aink="http://schemas.microsoft.com/office/drawing/2016/ink" xmlns:am3d="http://schemas.microsoft.com/office/drawing/2017/model3d" xmlns:o="urn:schemas-microsoft-com:office:office" xmlns:oel="http://schemas.microsoft.com/office/2019/extlst" xmlns:r="http://schemas.openxmlformats.org/officeDocument/2006/relationships" xmlns:m="http://schemas.openxmlformats.org/officeDocument/2006/math" xmlns:v="urn:schemas-microsoft-com:vml" xmlns:wp14="http://schemas.microsoft.com/office/word/2010/wordprocessingDrawing" xmlns:wp="http://schemas.openxmlformats.org/drawingml/2006/wordprocessingDrawing" xmlns:w10="urn:schemas-microsoft-com:office:word" xmlns:w="http://schemas.openxmlformats.org/wordprocessingml/2006/main" xmlns:w14="http://schemas.microsoft.com/office/word/2010/wordml" xmlns:w15="http://schemas.microsoft.com/office/word/2012/wordml" xmlns:w16cex="http://schemas.microsoft.com/office/word/2018/wordml/cex" xmlns:w16cid="http://schemas.microsoft.com/office/word/2016/wordml/cid" xmlns:w16="http://schemas.microsoft.com/office/word/2018/wordml" xmlns:w16du="http://schemas.microsoft.com/office/word/2023/wordml/word16du" xmlns:w16sdtdh="http://schemas.microsoft.com/office/word/2020/wordml/sdtdatahash" xmlns:w16sdtfl="http://schemas.microsoft.com/office/word/2024/wordml/sdtformatlock" xmlns:w16se="http://schemas.microsoft.com/office/word/2015/wordml/symex" xmlns:wpg="http://schemas.microsoft.com/office/word/2010/wordprocessingGroup" xmlns:wpi="http://schemas.microsoft.com/office/word/2010/wordprocessingInk" xmlns:wne="http://schemas.microsoft.com/office/word/2006/wordml" xmlns:wps="http://schemas.microsoft.com/office/word/2010/wordprocessingShape" mc:Ignorable="w14 w15 w16se w16cid w16 w16cex w16sdtdh w16sdtfl w16du wp14">
   <w:endnote w:type="separator" w:id="-1">
     <w:p>
       <w:pPr>
@@ -9947,7 +9949,7 @@
 </file>
 
 <file path=word/footer1.xml><?xml version="1.0" encoding="utf-8"?>
-<w:ftr xmlns:wpc="http://schemas.microsoft.com/office/word/2010/wordprocessingCanvas" xmlns:cx="http://schemas.microsoft.com/office/drawing/2014/chartex" xmlns:cx1="http://schemas.microsoft.com/office/drawing/2015/9/8/chartex" xmlns:cx2="http://schemas.microsoft.com/office/drawing/2015/10/21/chartex" xmlns:cx3="http://schemas.microsoft.com/office/drawing/2016/5/9/chartex" xmlns:cx4="http://schemas.microsoft.com/office/drawing/2016/5/10/chartex" xmlns:cx5="http://schemas.microsoft.com/office/drawing/2016/5/11/chartex" xmlns:cx6="http://schemas.microsoft.com/office/drawing/2016/5/12/chartex" xmlns:cx7="http://schemas.microsoft.com/office/drawing/2016/5/13/chartex" xmlns:cx8="http://schemas.microsoft.com/office/drawing/2016/5/14/chartex" xmlns:mc="http://schemas.openxmlformats.org/markup-compatibility/2006" xmlns:aink="http://schemas.microsoft.com/office/drawing/2016/ink" xmlns:am3d="http://schemas.microsoft.com/office/drawing/2017/model3d" xmlns:o="urn:schemas-microsoft-com:office:office" xmlns:r="http://schemas.openxmlformats.org/officeDocument/2006/relationships" xmlns:m="http://schemas.openxmlformats.org/officeDocument/2006/math" xmlns:v="urn:schemas-microsoft-com:vml" xmlns:wp14="http://schemas.microsoft.com/office/word/2010/wordprocessingDrawing" xmlns:wp="http://schemas.openxmlformats.org/drawingml/2006/wordprocessingDrawing" xmlns:w10="urn:schemas-microsoft-com:office:word" xmlns:w="http://schemas.openxmlformats.org/wordprocessingml/2006/main" xmlns:w14="http://schemas.microsoft.com/office/word/2010/wordml" xmlns:w15="http://schemas.microsoft.com/office/word/2012/wordml" xmlns:w16cex="http://schemas.microsoft.com/office/word/2018/wordml/cex" xmlns:w16cid="http://schemas.microsoft.com/office/word/2016/wordml/cid" xmlns:w16="http://schemas.microsoft.com/office/word/2018/wordml" xmlns:w16sdtdh="http://schemas.microsoft.com/office/word/2020/wordml/sdtdatahash" xmlns:w16se="http://schemas.microsoft.com/office/word/2015/wordml/symex" xmlns:wpg="http://schemas.microsoft.com/office/word/2010/wordprocessingGroup" xmlns:wpi="http://schemas.microsoft.com/office/word/2010/wordprocessingInk" xmlns:wne="http://schemas.microsoft.com/office/word/2006/wordml" xmlns:wps="http://schemas.microsoft.com/office/word/2010/wordprocessingShape" mc:Ignorable="w14 w15 w16se w16cid w16 w16cex w16sdtdh wp14">
+<w:ftr xmlns:wpc="http://schemas.microsoft.com/office/word/2010/wordprocessingCanvas" xmlns:cx="http://schemas.microsoft.com/office/drawing/2014/chartex" xmlns:cx1="http://schemas.microsoft.com/office/drawing/2015/9/8/chartex" xmlns:cx2="http://schemas.microsoft.com/office/drawing/2015/10/21/chartex" xmlns:cx3="http://schemas.microsoft.com/office/drawing/2016/5/9/chartex" xmlns:cx4="http://schemas.microsoft.com/office/drawing/2016/5/10/chartex" xmlns:cx5="http://schemas.microsoft.com/office/drawing/2016/5/11/chartex" xmlns:cx6="http://schemas.microsoft.com/office/drawing/2016/5/12/chartex" xmlns:cx7="http://schemas.microsoft.com/office/drawing/2016/5/13/chartex" xmlns:cx8="http://schemas.microsoft.com/office/drawing/2016/5/14/chartex" xmlns:mc="http://schemas.openxmlformats.org/markup-compatibility/2006" xmlns:aink="http://schemas.microsoft.com/office/drawing/2016/ink" xmlns:am3d="http://schemas.microsoft.com/office/drawing/2017/model3d" xmlns:o="urn:schemas-microsoft-com:office:office" xmlns:oel="http://schemas.microsoft.com/office/2019/extlst" xmlns:r="http://schemas.openxmlformats.org/officeDocument/2006/relationships" xmlns:m="http://schemas.openxmlformats.org/officeDocument/2006/math" xmlns:v="urn:schemas-microsoft-com:vml" xmlns:wp14="http://schemas.microsoft.com/office/word/2010/wordprocessingDrawing" xmlns:wp="http://schemas.openxmlformats.org/drawingml/2006/wordprocessingDrawing" xmlns:w10="urn:schemas-microsoft-com:office:word" xmlns:w="http://schemas.openxmlformats.org/wordprocessingml/2006/main" xmlns:w14="http://schemas.microsoft.com/office/word/2010/wordml" xmlns:w15="http://schemas.microsoft.com/office/word/2012/wordml" xmlns:w16cex="http://schemas.microsoft.com/office/word/2018/wordml/cex" xmlns:w16cid="http://schemas.microsoft.com/office/word/2016/wordml/cid" xmlns:w16="http://schemas.microsoft.com/office/word/2018/wordml" xmlns:w16du="http://schemas.microsoft.com/office/word/2023/wordml/word16du" xmlns:w16sdtdh="http://schemas.microsoft.com/office/word/2020/wordml/sdtdatahash" xmlns:w16sdtfl="http://schemas.microsoft.com/office/word/2024/wordml/sdtformatlock" xmlns:w16se="http://schemas.microsoft.com/office/word/2015/wordml/symex" xmlns:wpg="http://schemas.microsoft.com/office/word/2010/wordprocessingGroup" xmlns:wpi="http://schemas.microsoft.com/office/word/2010/wordprocessingInk" xmlns:wne="http://schemas.microsoft.com/office/word/2006/wordml" xmlns:wps="http://schemas.microsoft.com/office/word/2010/wordprocessingShape" mc:Ignorable="w14 w15 w16se w16cid w16 w16cex w16sdtdh w16sdtfl w16du wp14">
   <w:p>
     <w:pPr>
       <w:pStyle w:val="Footer"/>
@@ -10040,7 +10042,7 @@
               <v:stroke joinstyle="miter"/>
               <v:path gradientshapeok="t" o:connecttype="rect"/>
             </v:shapetype>
-            <v:shape id="Text Box 5" o:spid="_x0000_s1028" type="#_x0000_t202" alt="Sensitivity : YNV Group Confidential" style="position:absolute;margin-left:113.9pt;margin-top:0;width:165.1pt;height:28.15pt;z-index:251658243;visibility:visible;mso-wrap-style:none;mso-wrap-distance-left:0;mso-wrap-distance-top:0;mso-wrap-distance-right:0;mso-wrap-distance-bottom:0;mso-position-horizontal:right;mso-position-horizontal-relative:page;mso-position-vertical:bottom;mso-position-vertical-relative:page;v-text-anchor:bottom" o:gfxdata="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" filled="f" stroked="f">
+            <v:shape id="Text Box 5" o:spid="_x0000_s1028" type="#_x0000_t202" alt="Sensitivity : YNV Group Confidential" style="position:absolute;margin-left:113.9pt;margin-top:0;width:165.1pt;height:28.15pt;z-index:251658243;visibility:visible;mso-wrap-style:none;mso-wrap-distance-left:0;mso-wrap-distance-top:0;mso-wrap-distance-right:0;mso-wrap-distance-bottom:0;mso-position-horizontal:right;mso-position-horizontal-relative:page;mso-position-vertical:bottom;mso-position-vertical-relative:page;v-text-anchor:bottom" o:gfxdata="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" filled="f" stroked="f">
               <v:textbox style="mso-fit-shape-to-text:t" inset="0,0,20pt,15pt">
                 <w:txbxContent>
                   <w:p>
@@ -10078,7 +10080,7 @@
 </file>
 
 <file path=word/footer2.xml><?xml version="1.0" encoding="utf-8"?>
-<w:ftr xmlns:wpc="http://schemas.microsoft.com/office/word/2010/wordprocessingCanvas" xmlns:cx="http://schemas.microsoft.com/office/drawing/2014/chartex" xmlns:cx1="http://schemas.microsoft.com/office/drawing/2015/9/8/chartex" xmlns:cx2="http://schemas.microsoft.com/office/drawing/2015/10/21/chartex" xmlns:cx3="http://schemas.microsoft.com/office/drawing/2016/5/9/chartex" xmlns:cx4="http://schemas.microsoft.com/office/drawing/2016/5/10/chartex" xmlns:cx5="http://schemas.microsoft.com/office/drawing/2016/5/11/chartex" xmlns:cx6="http://schemas.microsoft.com/office/drawing/2016/5/12/chartex" xmlns:cx7="http://schemas.microsoft.com/office/drawing/2016/5/13/chartex" xmlns:cx8="http://schemas.microsoft.com/office/drawing/2016/5/14/chartex" xmlns:mc="http://schemas.openxmlformats.org/markup-compatibility/2006" xmlns:aink="http://schemas.microsoft.com/office/drawing/2016/ink" xmlns:am3d="http://schemas.microsoft.com/office/drawing/2017/model3d" xmlns:o="urn:schemas-microsoft-com:office:office" xmlns:r="http://schemas.openxmlformats.org/officeDocument/2006/relationships" xmlns:m="http://schemas.openxmlformats.org/officeDocument/2006/math" xmlns:v="urn:schemas-microsoft-com:vml" xmlns:wp14="http://schemas.microsoft.com/office/word/2010/wordprocessingDrawing" xmlns:wp="http://schemas.openxmlformats.org/drawingml/2006/wordprocessingDrawing" xmlns:w10="urn:schemas-microsoft-com:office:word" xmlns:w="http://schemas.openxmlformats.org/wordprocessingml/2006/main" xmlns:w14="http://schemas.microsoft.com/office/word/2010/wordml" xmlns:w15="http://schemas.microsoft.com/office/word/2012/wordml" xmlns:w16cex="http://schemas.microsoft.com/office/word/2018/wordml/cex" xmlns:w16cid="http://schemas.microsoft.com/office/word/2016/wordml/cid" xmlns:w16="http://schemas.microsoft.com/office/word/2018/wordml" xmlns:w16sdtdh="http://schemas.microsoft.com/office/word/2020/wordml/sdtdatahash" xmlns:w16se="http://schemas.microsoft.com/office/word/2015/wordml/symex" xmlns:wpg="http://schemas.microsoft.com/office/word/2010/wordprocessingGroup" xmlns:wpi="http://schemas.microsoft.com/office/word/2010/wordprocessingInk" xmlns:wne="http://schemas.microsoft.com/office/word/2006/wordml" xmlns:wps="http://schemas.microsoft.com/office/word/2010/wordprocessingShape" mc:Ignorable="w14 w15 w16se w16cid w16 w16cex w16sdtdh wp14">
+<w:ftr xmlns:wpc="http://schemas.microsoft.com/office/word/2010/wordprocessingCanvas" xmlns:cx="http://schemas.microsoft.com/office/drawing/2014/chartex" xmlns:cx1="http://schemas.microsoft.com/office/drawing/2015/9/8/chartex" xmlns:cx2="http://schemas.microsoft.com/office/drawing/2015/10/21/chartex" xmlns:cx3="http://schemas.microsoft.com/office/drawing/2016/5/9/chartex" xmlns:cx4="http://schemas.microsoft.com/office/drawing/2016/5/10/chartex" xmlns:cx5="http://schemas.microsoft.com/office/drawing/2016/5/11/chartex" xmlns:cx6="http://schemas.microsoft.com/office/drawing/2016/5/12/chartex" xmlns:cx7="http://schemas.microsoft.com/office/drawing/2016/5/13/chartex" xmlns:cx8="http://schemas.microsoft.com/office/drawing/2016/5/14/chartex" xmlns:mc="http://schemas.openxmlformats.org/markup-compatibility/2006" xmlns:aink="http://schemas.microsoft.com/office/drawing/2016/ink" xmlns:am3d="http://schemas.microsoft.com/office/drawing/2017/model3d" xmlns:o="urn:schemas-microsoft-com:office:office" xmlns:oel="http://schemas.microsoft.com/office/2019/extlst" xmlns:r="http://schemas.openxmlformats.org/officeDocument/2006/relationships" xmlns:m="http://schemas.openxmlformats.org/officeDocument/2006/math" xmlns:v="urn:schemas-microsoft-com:vml" xmlns:wp14="http://schemas.microsoft.com/office/word/2010/wordprocessingDrawing" xmlns:wp="http://schemas.openxmlformats.org/drawingml/2006/wordprocessingDrawing" xmlns:w10="urn:schemas-microsoft-com:office:word" xmlns:w="http://schemas.openxmlformats.org/wordprocessingml/2006/main" xmlns:w14="http://schemas.microsoft.com/office/word/2010/wordml" xmlns:w15="http://schemas.microsoft.com/office/word/2012/wordml" xmlns:w16cex="http://schemas.microsoft.com/office/word/2018/wordml/cex" xmlns:w16cid="http://schemas.microsoft.com/office/word/2016/wordml/cid" xmlns:w16="http://schemas.microsoft.com/office/word/2018/wordml" xmlns:w16du="http://schemas.microsoft.com/office/word/2023/wordml/word16du" xmlns:w16sdtdh="http://schemas.microsoft.com/office/word/2020/wordml/sdtdatahash" xmlns:w16sdtfl="http://schemas.microsoft.com/office/word/2024/wordml/sdtformatlock" xmlns:w16se="http://schemas.microsoft.com/office/word/2015/wordml/symex" xmlns:wpg="http://schemas.microsoft.com/office/word/2010/wordprocessingGroup" xmlns:wpi="http://schemas.microsoft.com/office/word/2010/wordprocessingInk" xmlns:wne="http://schemas.microsoft.com/office/word/2006/wordml" xmlns:wps="http://schemas.microsoft.com/office/word/2010/wordprocessingShape" mc:Ignorable="w14 w15 w16se w16cid w16 w16cex w16sdtdh w16sdtfl w16du wp14">
   <w:tbl>
     <w:tblPr>
       <w:tblStyle w:val="TableGrid"/>
@@ -10348,7 +10350,7 @@
 </file>
 
 <file path=word/footer3.xml><?xml version="1.0" encoding="utf-8"?>
-<w:ftr xmlns:wpc="http://schemas.microsoft.com/office/word/2010/wordprocessingCanvas" xmlns:cx="http://schemas.microsoft.com/office/drawing/2014/chartex" xmlns:cx1="http://schemas.microsoft.com/office/drawing/2015/9/8/chartex" xmlns:cx2="http://schemas.microsoft.com/office/drawing/2015/10/21/chartex" xmlns:cx3="http://schemas.microsoft.com/office/drawing/2016/5/9/chartex" xmlns:cx4="http://schemas.microsoft.com/office/drawing/2016/5/10/chartex" xmlns:cx5="http://schemas.microsoft.com/office/drawing/2016/5/11/chartex" xmlns:cx6="http://schemas.microsoft.com/office/drawing/2016/5/12/chartex" xmlns:cx7="http://schemas.microsoft.com/office/drawing/2016/5/13/chartex" xmlns:cx8="http://schemas.microsoft.com/office/drawing/2016/5/14/chartex" xmlns:mc="http://schemas.openxmlformats.org/markup-compatibility/2006" xmlns:aink="http://schemas.microsoft.com/office/drawing/2016/ink" xmlns:am3d="http://schemas.microsoft.com/office/drawing/2017/model3d" xmlns:o="urn:schemas-microsoft-com:office:office" xmlns:r="http://schemas.openxmlformats.org/officeDocument/2006/relationships" xmlns:m="http://schemas.openxmlformats.org/officeDocument/2006/math" xmlns:v="urn:schemas-microsoft-com:vml" xmlns:wp14="http://schemas.microsoft.com/office/word/2010/wordprocessingDrawing" xmlns:wp="http://schemas.openxmlformats.org/drawingml/2006/wordprocessingDrawing" xmlns:w10="urn:schemas-microsoft-com:office:word" xmlns:w="http://schemas.openxmlformats.org/wordprocessingml/2006/main" xmlns:w14="http://schemas.microsoft.com/office/word/2010/wordml" xmlns:w15="http://schemas.microsoft.com/office/word/2012/wordml" xmlns:w16cex="http://schemas.microsoft.com/office/word/2018/wordml/cex" xmlns:w16cid="http://schemas.microsoft.com/office/word/2016/wordml/cid" xmlns:w16="http://schemas.microsoft.com/office/word/2018/wordml" xmlns:w16sdtdh="http://schemas.microsoft.com/office/word/2020/wordml/sdtdatahash" xmlns:w16se="http://schemas.microsoft.com/office/word/2015/wordml/symex" xmlns:wpg="http://schemas.microsoft.com/office/word/2010/wordprocessingGroup" xmlns:wpi="http://schemas.microsoft.com/office/word/2010/wordprocessingInk" xmlns:wne="http://schemas.microsoft.com/office/word/2006/wordml" xmlns:wps="http://schemas.microsoft.com/office/word/2010/wordprocessingShape" mc:Ignorable="w14 w15 w16se w16cid w16 w16cex w16sdtdh wp14">
+<w:ftr xmlns:wpc="http://schemas.microsoft.com/office/word/2010/wordprocessingCanvas" xmlns:cx="http://schemas.microsoft.com/office/drawing/2014/chartex" xmlns:cx1="http://schemas.microsoft.com/office/drawing/2015/9/8/chartex" xmlns:cx2="http://schemas.microsoft.com/office/drawing/2015/10/21/chartex" xmlns:cx3="http://schemas.microsoft.com/office/drawing/2016/5/9/chartex" xmlns:cx4="http://schemas.microsoft.com/office/drawing/2016/5/10/chartex" xmlns:cx5="http://schemas.microsoft.com/office/drawing/2016/5/11/chartex" xmlns:cx6="http://schemas.microsoft.com/office/drawing/2016/5/12/chartex" xmlns:cx7="http://schemas.microsoft.com/office/drawing/2016/5/13/chartex" xmlns:cx8="http://schemas.microsoft.com/office/drawing/2016/5/14/chartex" xmlns:mc="http://schemas.openxmlformats.org/markup-compatibility/2006" xmlns:aink="http://schemas.microsoft.com/office/drawing/2016/ink" xmlns:am3d="http://schemas.microsoft.com/office/drawing/2017/model3d" xmlns:o="urn:schemas-microsoft-com:office:office" xmlns:oel="http://schemas.microsoft.com/office/2019/extlst" xmlns:r="http://schemas.openxmlformats.org/officeDocument/2006/relationships" xmlns:m="http://schemas.openxmlformats.org/officeDocument/2006/math" xmlns:v="urn:schemas-microsoft-com:vml" xmlns:wp14="http://schemas.microsoft.com/office/word/2010/wordprocessingDrawing" xmlns:wp="http://schemas.openxmlformats.org/drawingml/2006/wordprocessingDrawing" xmlns:w10="urn:schemas-microsoft-com:office:word" xmlns:w="http://schemas.openxmlformats.org/wordprocessingml/2006/main" xmlns:w14="http://schemas.microsoft.com/office/word/2010/wordml" xmlns:w15="http://schemas.microsoft.com/office/word/2012/wordml" xmlns:w16cex="http://schemas.microsoft.com/office/word/2018/wordml/cex" xmlns:w16cid="http://schemas.microsoft.com/office/word/2016/wordml/cid" xmlns:w16="http://schemas.microsoft.com/office/word/2018/wordml" xmlns:w16du="http://schemas.microsoft.com/office/word/2023/wordml/word16du" xmlns:w16sdtdh="http://schemas.microsoft.com/office/word/2020/wordml/sdtdatahash" xmlns:w16sdtfl="http://schemas.microsoft.com/office/word/2024/wordml/sdtformatlock" xmlns:w16se="http://schemas.microsoft.com/office/word/2015/wordml/symex" xmlns:wpg="http://schemas.microsoft.com/office/word/2010/wordprocessingGroup" xmlns:wpi="http://schemas.microsoft.com/office/word/2010/wordprocessingInk" xmlns:wne="http://schemas.microsoft.com/office/word/2006/wordml" xmlns:wps="http://schemas.microsoft.com/office/word/2010/wordprocessingShape" mc:Ignorable="w14 w15 w16se w16cid w16 w16cex w16sdtdh w16sdtfl w16du wp14">
   <w:p>
     <w:pPr>
       <w:pStyle w:val="Footer"/>
@@ -10441,7 +10443,7 @@
               <v:stroke joinstyle="miter"/>
               <v:path gradientshapeok="t" o:connecttype="rect"/>
             </v:shapetype>
-            <v:shape id="Text Box 4" o:spid="_x0000_s1029" type="#_x0000_t202" alt="Sensitivity : YNV Group Confidential" style="position:absolute;margin-left:113.9pt;margin-top:0;width:165.1pt;height:28.15pt;z-index:251658244;visibility:visible;mso-wrap-style:none;mso-wrap-distance-left:0;mso-wrap-distance-top:0;mso-wrap-distance-right:0;mso-wrap-distance-bottom:0;mso-position-horizontal:right;mso-position-horizontal-relative:page;mso-position-vertical:bottom;mso-position-vertical-relative:page;v-text-anchor:bottom" o:gfxdata="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" filled="f" stroked="f">
+            <v:shape id="Text Box 4" o:spid="_x0000_s1029" type="#_x0000_t202" alt="Sensitivity : YNV Group Confidential" style="position:absolute;margin-left:113.9pt;margin-top:0;width:165.1pt;height:28.15pt;z-index:251658244;visibility:visible;mso-wrap-style:none;mso-wrap-distance-left:0;mso-wrap-distance-top:0;mso-wrap-distance-right:0;mso-wrap-distance-bottom:0;mso-position-horizontal:right;mso-position-horizontal-relative:page;mso-position-vertical:bottom;mso-position-vertical-relative:page;v-text-anchor:bottom" o:gfxdata="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" filled="f" stroked="f">
               <v:textbox style="mso-fit-shape-to-text:t" inset="0,0,20pt,15pt">
                 <w:txbxContent>
                   <w:p>
@@ -10479,7 +10481,7 @@
 </file>
 
 <file path=word/footnotes.xml><?xml version="1.0" encoding="utf-8"?>
-<w:footnotes xmlns:wpc="http://schemas.microsoft.com/office/word/2010/wordprocessingCanvas" xmlns:cx="http://schemas.microsoft.com/office/drawing/2014/chartex" xmlns:cx1="http://schemas.microsoft.com/office/drawing/2015/9/8/chartex" xmlns:cx2="http://schemas.microsoft.com/office/drawing/2015/10/21/chartex" xmlns:cx3="http://schemas.microsoft.com/office/drawing/2016/5/9/chartex" xmlns:cx4="http://schemas.microsoft.com/office/drawing/2016/5/10/chartex" xmlns:cx5="http://schemas.microsoft.com/office/drawing/2016/5/11/chartex" xmlns:cx6="http://schemas.microsoft.com/office/drawing/2016/5/12/chartex" xmlns:cx7="http://schemas.microsoft.com/office/drawing/2016/5/13/chartex" xmlns:cx8="http://schemas.microsoft.com/office/drawing/2016/5/14/chartex" xmlns:mc="http://schemas.openxmlformats.org/markup-compatibility/2006" xmlns:aink="http://schemas.microsoft.com/office/drawing/2016/ink" xmlns:am3d="http://schemas.microsoft.com/office/drawing/2017/model3d" xmlns:o="urn:schemas-microsoft-com:office:office" xmlns:r="http://schemas.openxmlformats.org/officeDocument/2006/relationships" xmlns:m="http://schemas.openxmlformats.org/officeDocument/2006/math" xmlns:v="urn:schemas-microsoft-com:vml" xmlns:wp14="http://schemas.microsoft.com/office/word/2010/wordprocessingDrawing" xmlns:wp="http://schemas.openxmlformats.org/drawingml/2006/wordprocessingDrawing" xmlns:w10="urn:schemas-microsoft-com:office:word" xmlns:w="http://schemas.openxmlformats.org/wordprocessingml/2006/main" xmlns:w14="http://schemas.microsoft.com/office/word/2010/wordml" xmlns:w15="http://schemas.microsoft.com/office/word/2012/wordml" xmlns:w16cex="http://schemas.microsoft.com/office/word/2018/wordml/cex" xmlns:w16cid="http://schemas.microsoft.com/office/word/2016/wordml/cid" xmlns:w16="http://schemas.microsoft.com/office/word/2018/wordml" xmlns:w16sdtdh="http://schemas.microsoft.com/office/word/2020/wordml/sdtdatahash" xmlns:w16se="http://schemas.microsoft.com/office/word/2015/wordml/symex" xmlns:wpg="http://schemas.microsoft.com/office/word/2010/wordprocessingGroup" xmlns:wpi="http://schemas.microsoft.com/office/word/2010/wordprocessingInk" xmlns:wne="http://schemas.microsoft.com/office/word/2006/wordml" xmlns:wps="http://schemas.microsoft.com/office/word/2010/wordprocessingShape" mc:Ignorable="w14 w15 w16se w16cid w16 w16cex w16sdtdh wp14">
+<w:footnotes xmlns:wpc="http://schemas.microsoft.com/office/word/2010/wordprocessingCanvas" xmlns:cx="http://schemas.microsoft.com/office/drawing/2014/chartex" xmlns:cx1="http://schemas.microsoft.com/office/drawing/2015/9/8/chartex" xmlns:cx2="http://schemas.microsoft.com/office/drawing/2015/10/21/chartex" xmlns:cx3="http://schemas.microsoft.com/office/drawing/2016/5/9/chartex" xmlns:cx4="http://schemas.microsoft.com/office/drawing/2016/5/10/chartex" xmlns:cx5="http://schemas.microsoft.com/office/drawing/2016/5/11/chartex" xmlns:cx6="http://schemas.microsoft.com/office/drawing/2016/5/12/chartex" xmlns:cx7="http://schemas.microsoft.com/office/drawing/2016/5/13/chartex" xmlns:cx8="http://schemas.microsoft.com/office/drawing/2016/5/14/chartex" xmlns:mc="http://schemas.openxmlformats.org/markup-compatibility/2006" xmlns:aink="http://schemas.microsoft.com/office/drawing/2016/ink" xmlns:am3d="http://schemas.microsoft.com/office/drawing/2017/model3d" xmlns:o="urn:schemas-microsoft-com:office:office" xmlns:oel="http://schemas.microsoft.com/office/2019/extlst" xmlns:r="http://schemas.openxmlformats.org/officeDocument/2006/relationships" xmlns:m="http://schemas.openxmlformats.org/officeDocument/2006/math" xmlns:v="urn:schemas-microsoft-com:vml" xmlns:wp14="http://schemas.microsoft.com/office/word/2010/wordprocessingDrawing" xmlns:wp="http://schemas.openxmlformats.org/drawingml/2006/wordprocessingDrawing" xmlns:w10="urn:schemas-microsoft-com:office:word" xmlns:w="http://schemas.openxmlformats.org/wordprocessingml/2006/main" xmlns:w14="http://schemas.microsoft.com/office/word/2010/wordml" xmlns:w15="http://schemas.microsoft.com/office/word/2012/wordml" xmlns:w16cex="http://schemas.microsoft.com/office/word/2018/wordml/cex" xmlns:w16cid="http://schemas.microsoft.com/office/word/2016/wordml/cid" xmlns:w16="http://schemas.microsoft.com/office/word/2018/wordml" xmlns:w16du="http://schemas.microsoft.com/office/word/2023/wordml/word16du" xmlns:w16sdtdh="http://schemas.microsoft.com/office/word/2020/wordml/sdtdatahash" xmlns:w16sdtfl="http://schemas.microsoft.com/office/word/2024/wordml/sdtformatlock" xmlns:w16se="http://schemas.microsoft.com/office/word/2015/wordml/symex" xmlns:wpg="http://schemas.microsoft.com/office/word/2010/wordprocessingGroup" xmlns:wpi="http://schemas.microsoft.com/office/word/2010/wordprocessingInk" xmlns:wne="http://schemas.microsoft.com/office/word/2006/wordml" xmlns:wps="http://schemas.microsoft.com/office/word/2010/wordprocessingShape" mc:Ignorable="w14 w15 w16se w16cid w16 w16cex w16sdtdh w16sdtfl w16du wp14">
   <w:footnote w:type="separator" w:id="-1">
     <w:p>
       <w:pPr>
@@ -10511,7 +10513,7 @@
 </file>
 
 <file path=word/header1.xml><?xml version="1.0" encoding="utf-8"?>
-<w:hdr xmlns:wpc="http://schemas.microsoft.com/office/word/2010/wordprocessingCanvas" xmlns:cx="http://schemas.microsoft.com/office/drawing/2014/chartex" xmlns:cx1="http://schemas.microsoft.com/office/drawing/2015/9/8/chartex" xmlns:cx2="http://schemas.microsoft.com/office/drawing/2015/10/21/chartex" xmlns:cx3="http://schemas.microsoft.com/office/drawing/2016/5/9/chartex" xmlns:cx4="http://schemas.microsoft.com/office/drawing/2016/5/10/chartex" xmlns:cx5="http://schemas.microsoft.com/office/drawing/2016/5/11/chartex" xmlns:cx6="http://schemas.microsoft.com/office/drawing/2016/5/12/chartex" xmlns:cx7="http://schemas.microsoft.com/office/drawing/2016/5/13/chartex" xmlns:cx8="http://schemas.microsoft.com/office/drawing/2016/5/14/chartex" xmlns:mc="http://schemas.openxmlformats.org/markup-compatibility/2006" xmlns:aink="http://schemas.microsoft.com/office/drawing/2016/ink" xmlns:am3d="http://schemas.microsoft.com/office/drawing/2017/model3d" xmlns:o="urn:schemas-microsoft-com:office:office" xmlns:r="http://schemas.openxmlformats.org/officeDocument/2006/relationships" xmlns:m="http://schemas.openxmlformats.org/officeDocument/2006/math" xmlns:v="urn:schemas-microsoft-com:vml" xmlns:wp14="http://schemas.microsoft.com/office/word/2010/wordprocessingDrawing" xmlns:wp="http://schemas.openxmlformats.org/drawingml/2006/wordprocessingDrawing" xmlns:w10="urn:schemas-microsoft-com:office:word" xmlns:w="http://schemas.openxmlformats.org/wordprocessingml/2006/main" xmlns:w14="http://schemas.microsoft.com/office/word/2010/wordml" xmlns:w15="http://schemas.microsoft.com/office/word/2012/wordml" xmlns:w16cex="http://schemas.microsoft.com/office/word/2018/wordml/cex" xmlns:w16cid="http://schemas.microsoft.com/office/word/2016/wordml/cid" xmlns:w16="http://schemas.microsoft.com/office/word/2018/wordml" xmlns:w16sdtdh="http://schemas.microsoft.com/office/word/2020/wordml/sdtdatahash" xmlns:w16se="http://schemas.microsoft.com/office/word/2015/wordml/symex" xmlns:wpg="http://schemas.microsoft.com/office/word/2010/wordprocessingGroup" xmlns:wpi="http://schemas.microsoft.com/office/word/2010/wordprocessingInk" xmlns:wne="http://schemas.microsoft.com/office/word/2006/wordml" xmlns:wps="http://schemas.microsoft.com/office/word/2010/wordprocessingShape" mc:Ignorable="w14 w15 w16se w16cid w16 w16cex w16sdtdh wp14">
+<w:hdr xmlns:wpc="http://schemas.microsoft.com/office/word/2010/wordprocessingCanvas" xmlns:cx="http://schemas.microsoft.com/office/drawing/2014/chartex" xmlns:cx1="http://schemas.microsoft.com/office/drawing/2015/9/8/chartex" xmlns:cx2="http://schemas.microsoft.com/office/drawing/2015/10/21/chartex" xmlns:cx3="http://schemas.microsoft.com/office/drawing/2016/5/9/chartex" xmlns:cx4="http://schemas.microsoft.com/office/drawing/2016/5/10/chartex" xmlns:cx5="http://schemas.microsoft.com/office/drawing/2016/5/11/chartex" xmlns:cx6="http://schemas.microsoft.com/office/drawing/2016/5/12/chartex" xmlns:cx7="http://schemas.microsoft.com/office/drawing/2016/5/13/chartex" xmlns:cx8="http://schemas.microsoft.com/office/drawing/2016/5/14/chartex" xmlns:mc="http://schemas.openxmlformats.org/markup-compatibility/2006" xmlns:aink="http://schemas.microsoft.com/office/drawing/2016/ink" xmlns:am3d="http://schemas.microsoft.com/office/drawing/2017/model3d" xmlns:o="urn:schemas-microsoft-com:office:office" xmlns:oel="http://schemas.microsoft.com/office/2019/extlst" xmlns:r="http://schemas.openxmlformats.org/officeDocument/2006/relationships" xmlns:m="http://schemas.openxmlformats.org/officeDocument/2006/math" xmlns:v="urn:schemas-microsoft-com:vml" xmlns:wp14="http://schemas.microsoft.com/office/word/2010/wordprocessingDrawing" xmlns:wp="http://schemas.openxmlformats.org/drawingml/2006/wordprocessingDrawing" xmlns:w10="urn:schemas-microsoft-com:office:word" xmlns:w="http://schemas.openxmlformats.org/wordprocessingml/2006/main" xmlns:w14="http://schemas.microsoft.com/office/word/2010/wordml" xmlns:w15="http://schemas.microsoft.com/office/word/2012/wordml" xmlns:w16cex="http://schemas.microsoft.com/office/word/2018/wordml/cex" xmlns:w16cid="http://schemas.microsoft.com/office/word/2016/wordml/cid" xmlns:w16="http://schemas.microsoft.com/office/word/2018/wordml" xmlns:w16du="http://schemas.microsoft.com/office/word/2023/wordml/word16du" xmlns:w16sdtdh="http://schemas.microsoft.com/office/word/2020/wordml/sdtdatahash" xmlns:w16sdtfl="http://schemas.microsoft.com/office/word/2024/wordml/sdtformatlock" xmlns:w16se="http://schemas.microsoft.com/office/word/2015/wordml/symex" xmlns:wpg="http://schemas.microsoft.com/office/word/2010/wordprocessingGroup" xmlns:wpi="http://schemas.microsoft.com/office/word/2010/wordprocessingInk" xmlns:wne="http://schemas.microsoft.com/office/word/2006/wordml" xmlns:wps="http://schemas.microsoft.com/office/word/2010/wordprocessingShape" mc:Ignorable="w14 w15 w16se w16cid w16 w16cex w16sdtdh w16sdtfl w16du wp14">
   <w:p>
     <w:pPr>
       <w:pStyle w:val="Header"/>
@@ -10585,7 +10587,7 @@
 </file>
 
 <file path=word/numbering.xml><?xml version="1.0" encoding="utf-8"?>
-<w:numbering xmlns:wpc="http://schemas.microsoft.com/office/word/2010/wordprocessingCanvas" xmlns:cx="http://schemas.microsoft.com/office/drawing/2014/chartex" xmlns:cx1="http://schemas.microsoft.com/office/drawing/2015/9/8/chartex" xmlns:cx2="http://schemas.microsoft.com/office/drawing/2015/10/21/chartex" xmlns:cx3="http://schemas.microsoft.com/office/drawing/2016/5/9/chartex" xmlns:cx4="http://schemas.microsoft.com/office/drawing/2016/5/10/chartex" xmlns:cx5="http://schemas.microsoft.com/office/drawing/2016/5/11/chartex" xmlns:cx6="http://schemas.microsoft.com/office/drawing/2016/5/12/chartex" xmlns:cx7="http://schemas.microsoft.com/office/drawing/2016/5/13/chartex" xmlns:cx8="http://schemas.microsoft.com/office/drawing/2016/5/14/chartex" xmlns:mc="http://schemas.openxmlformats.org/markup-compatibility/2006" xmlns:aink="http://schemas.microsoft.com/office/drawing/2016/ink" xmlns:am3d="http://schemas.microsoft.com/office/drawing/2017/model3d" xmlns:o="urn:schemas-microsoft-com:office:office" xmlns:r="http://schemas.openxmlformats.org/officeDocument/2006/relationships" xmlns:m="http://schemas.openxmlformats.org/officeDocument/2006/math" xmlns:v="urn:schemas-microsoft-com:vml" xmlns:wp14="http://schemas.microsoft.com/office/word/2010/wordprocessingDrawing" xmlns:wp="http://schemas.openxmlformats.org/drawingml/2006/wordprocessingDrawing" xmlns:w10="urn:schemas-microsoft-com:office:word" xmlns:w="http://schemas.openxmlformats.org/wordprocessingml/2006/main" xmlns:w14="http://schemas.microsoft.com/office/word/2010/wordml" xmlns:w15="http://schemas.microsoft.com/office/word/2012/wordml" xmlns:w16cex="http://schemas.microsoft.com/office/word/2018/wordml/cex" xmlns:w16cid="http://schemas.microsoft.com/office/word/2016/wordml/cid" xmlns:w16="http://schemas.microsoft.com/office/word/2018/wordml" xmlns:w16sdtdh="http://schemas.microsoft.com/office/word/2020/wordml/sdtdatahash" xmlns:w16se="http://schemas.microsoft.com/office/word/2015/wordml/symex" xmlns:wpg="http://schemas.microsoft.com/office/word/2010/wordprocessingGroup" xmlns:wpi="http://schemas.microsoft.com/office/word/2010/wordprocessingInk" xmlns:wne="http://schemas.microsoft.com/office/word/2006/wordml" xmlns:wps="http://schemas.microsoft.com/office/word/2010/wordprocessingShape" mc:Ignorable="w14 w15 w16se w16cid w16 w16cex w16sdtdh wp14">
+<w:numbering xmlns:wpc="http://schemas.microsoft.com/office/word/2010/wordprocessingCanvas" xmlns:cx="http://schemas.microsoft.com/office/drawing/2014/chartex" xmlns:cx1="http://schemas.microsoft.com/office/drawing/2015/9/8/chartex" xmlns:cx2="http://schemas.microsoft.com/office/drawing/2015/10/21/chartex" xmlns:cx3="http://schemas.microsoft.com/office/drawing/2016/5/9/chartex" xmlns:cx4="http://schemas.microsoft.com/office/drawing/2016/5/10/chartex" xmlns:cx5="http://schemas.microsoft.com/office/drawing/2016/5/11/chartex" xmlns:cx6="http://schemas.microsoft.com/office/drawing/2016/5/12/chartex" xmlns:cx7="http://schemas.microsoft.com/office/drawing/2016/5/13/chartex" xmlns:cx8="http://schemas.microsoft.com/office/drawing/2016/5/14/chartex" xmlns:mc="http://schemas.openxmlformats.org/markup-compatibility/2006" xmlns:aink="http://schemas.microsoft.com/office/drawing/2016/ink" xmlns:am3d="http://schemas.microsoft.com/office/drawing/2017/model3d" xmlns:o="urn:schemas-microsoft-com:office:office" xmlns:oel="http://schemas.microsoft.com/office/2019/extlst" xmlns:r="http://schemas.openxmlformats.org/officeDocument/2006/relationships" xmlns:m="http://schemas.openxmlformats.org/officeDocument/2006/math" xmlns:v="urn:schemas-microsoft-com:vml" xmlns:wp14="http://schemas.microsoft.com/office/word/2010/wordprocessingDrawing" xmlns:wp="http://schemas.openxmlformats.org/drawingml/2006/wordprocessingDrawing" xmlns:w10="urn:schemas-microsoft-com:office:word" xmlns:w="http://schemas.openxmlformats.org/wordprocessingml/2006/main" xmlns:w14="http://schemas.microsoft.com/office/word/2010/wordml" xmlns:w15="http://schemas.microsoft.com/office/word/2012/wordml" xmlns:w16cex="http://schemas.microsoft.com/office/word/2018/wordml/cex" xmlns:w16cid="http://schemas.microsoft.com/office/word/2016/wordml/cid" xmlns:w16="http://schemas.microsoft.com/office/word/2018/wordml" xmlns:w16du="http://schemas.microsoft.com/office/word/2023/wordml/word16du" xmlns:w16sdtdh="http://schemas.microsoft.com/office/word/2020/wordml/sdtdatahash" xmlns:w16sdtfl="http://schemas.microsoft.com/office/word/2024/wordml/sdtformatlock" xmlns:w16se="http://schemas.microsoft.com/office/word/2015/wordml/symex" xmlns:wpg="http://schemas.microsoft.com/office/word/2010/wordprocessingGroup" xmlns:wpi="http://schemas.microsoft.com/office/word/2010/wordprocessingInk" xmlns:wne="http://schemas.microsoft.com/office/word/2006/wordml" xmlns:wps="http://schemas.microsoft.com/office/word/2010/wordprocessingShape" mc:Ignorable="w14 w15 w16se w16cid w16 w16cex w16sdtdh w16sdtfl w16du wp14">
   <w:abstractNum w:abstractNumId="0" w15:restartNumberingAfterBreak="0">
     <w:nsid w:val="0D1A3F66"/>
     <w:multiLevelType w:val="multilevel"/>
@@ -14592,100 +14594,100 @@
       </w:rPr>
     </w:lvl>
   </w:abstractNum>
-  <w:num w:numId="1">
+  <w:num w:numId="1" w16cid:durableId="1592469780">
     <w:abstractNumId w:val="29"/>
   </w:num>
-  <w:num w:numId="2">
+  <w:num w:numId="2" w16cid:durableId="1235240475">
     <w:abstractNumId w:val="22"/>
   </w:num>
-  <w:num w:numId="3">
+  <w:num w:numId="3" w16cid:durableId="1284575193">
     <w:abstractNumId w:val="23"/>
   </w:num>
-  <w:num w:numId="4">
+  <w:num w:numId="4" w16cid:durableId="2011980384">
     <w:abstractNumId w:val="24"/>
   </w:num>
-  <w:num w:numId="5">
+  <w:num w:numId="5" w16cid:durableId="995034224">
     <w:abstractNumId w:val="14"/>
   </w:num>
-  <w:num w:numId="6">
+  <w:num w:numId="6" w16cid:durableId="68582213">
     <w:abstractNumId w:val="15"/>
   </w:num>
-  <w:num w:numId="7">
+  <w:num w:numId="7" w16cid:durableId="598681716">
     <w:abstractNumId w:val="4"/>
   </w:num>
-  <w:num w:numId="8">
+  <w:num w:numId="8" w16cid:durableId="1676225791">
     <w:abstractNumId w:val="9"/>
   </w:num>
-  <w:num w:numId="9">
+  <w:num w:numId="9" w16cid:durableId="592514050">
     <w:abstractNumId w:val="2"/>
   </w:num>
-  <w:num w:numId="10">
+  <w:num w:numId="10" w16cid:durableId="1337804262">
     <w:abstractNumId w:val="5"/>
   </w:num>
-  <w:num w:numId="11">
+  <w:num w:numId="11" w16cid:durableId="311299842">
     <w:abstractNumId w:val="32"/>
   </w:num>
-  <w:num w:numId="12">
+  <w:num w:numId="12" w16cid:durableId="1320767937">
     <w:abstractNumId w:val="12"/>
   </w:num>
-  <w:num w:numId="13">
+  <w:num w:numId="13" w16cid:durableId="700014599">
     <w:abstractNumId w:val="31"/>
   </w:num>
-  <w:num w:numId="14">
+  <w:num w:numId="14" w16cid:durableId="746655568">
     <w:abstractNumId w:val="16"/>
   </w:num>
-  <w:num w:numId="15">
+  <w:num w:numId="15" w16cid:durableId="280648613">
     <w:abstractNumId w:val="1"/>
   </w:num>
-  <w:num w:numId="16">
+  <w:num w:numId="16" w16cid:durableId="925965915">
     <w:abstractNumId w:val="30"/>
   </w:num>
-  <w:num w:numId="17">
+  <w:num w:numId="17" w16cid:durableId="906107134">
     <w:abstractNumId w:val="13"/>
   </w:num>
-  <w:num w:numId="18">
+  <w:num w:numId="18" w16cid:durableId="1257133805">
     <w:abstractNumId w:val="6"/>
   </w:num>
-  <w:num w:numId="19">
+  <w:num w:numId="19" w16cid:durableId="1682659682">
     <w:abstractNumId w:val="8"/>
   </w:num>
-  <w:num w:numId="20">
+  <w:num w:numId="20" w16cid:durableId="768041994">
     <w:abstractNumId w:val="25"/>
   </w:num>
-  <w:num w:numId="21">
+  <w:num w:numId="21" w16cid:durableId="1194223064">
     <w:abstractNumId w:val="17"/>
   </w:num>
-  <w:num w:numId="22">
+  <w:num w:numId="22" w16cid:durableId="295380237">
     <w:abstractNumId w:val="27"/>
   </w:num>
-  <w:num w:numId="23">
+  <w:num w:numId="23" w16cid:durableId="1536842765">
     <w:abstractNumId w:val="7"/>
   </w:num>
-  <w:num w:numId="24">
+  <w:num w:numId="24" w16cid:durableId="24331841">
     <w:abstractNumId w:val="33"/>
   </w:num>
-  <w:num w:numId="25">
+  <w:num w:numId="25" w16cid:durableId="375935942">
     <w:abstractNumId w:val="19"/>
   </w:num>
-  <w:num w:numId="26">
+  <w:num w:numId="26" w16cid:durableId="1123764945">
     <w:abstractNumId w:val="20"/>
   </w:num>
-  <w:num w:numId="27">
+  <w:num w:numId="27" w16cid:durableId="2001276687">
     <w:abstractNumId w:val="0"/>
   </w:num>
-  <w:num w:numId="28">
+  <w:num w:numId="28" w16cid:durableId="1843161925">
     <w:abstractNumId w:val="11"/>
   </w:num>
-  <w:num w:numId="29">
+  <w:num w:numId="29" w16cid:durableId="1310402106">
     <w:abstractNumId w:val="18"/>
   </w:num>
-  <w:num w:numId="30">
+  <w:num w:numId="30" w16cid:durableId="1366785766">
     <w:abstractNumId w:val="26"/>
   </w:num>
-  <w:num w:numId="31">
+  <w:num w:numId="31" w16cid:durableId="215093365">
     <w:abstractNumId w:val="10"/>
   </w:num>
-  <w:num w:numId="32">
+  <w:num w:numId="32" w16cid:durableId="2050256447">
     <w:abstractNumId w:val="1"/>
     <w:lvlOverride w:ilvl="0">
       <w:startOverride w:val="1"/>
@@ -14715,7 +14717,7 @@
       <w:startOverride w:val="1"/>
     </w:lvlOverride>
   </w:num>
-  <w:num w:numId="33">
+  <w:num w:numId="33" w16cid:durableId="1180041610">
     <w:abstractNumId w:val="1"/>
     <w:lvlOverride w:ilvl="0">
       <w:startOverride w:val="1"/>
@@ -14745,7 +14747,7 @@
       <w:startOverride w:val="1"/>
     </w:lvlOverride>
   </w:num>
-  <w:num w:numId="34">
+  <w:num w:numId="34" w16cid:durableId="1583297035">
     <w:abstractNumId w:val="1"/>
     <w:lvlOverride w:ilvl="0">
       <w:startOverride w:val="1"/>
@@ -14775,13 +14777,13 @@
       <w:startOverride w:val="1"/>
     </w:lvlOverride>
   </w:num>
-  <w:num w:numId="35">
+  <w:num w:numId="35" w16cid:durableId="1483891954">
     <w:abstractNumId w:val="28"/>
   </w:num>
-  <w:num w:numId="36">
+  <w:num w:numId="36" w16cid:durableId="1504004498">
     <w:abstractNumId w:val="3"/>
   </w:num>
-  <w:num w:numId="37">
+  <w:num w:numId="37" w16cid:durableId="1283613918">
     <w:abstractNumId w:val="21"/>
   </w:num>
   <w:numIdMacAtCleanup w:val="24"/>
@@ -14789,7 +14791,7 @@
 </file>
 
 <file path=word/styles.xml><?xml version="1.0" encoding="utf-8"?>
-<w:styles xmlns:mc="http://schemas.openxmlformats.org/markup-compatibility/2006" xmlns:r="http://schemas.openxmlformats.org/officeDocument/2006/relationships" xmlns:w="http://schemas.openxmlformats.org/wordprocessingml/2006/main" xmlns:w14="http://schemas.microsoft.com/office/word/2010/wordml" xmlns:w15="http://schemas.microsoft.com/office/word/2012/wordml" xmlns:w16cex="http://schemas.microsoft.com/office/word/2018/wordml/cex" xmlns:w16cid="http://schemas.microsoft.com/office/word/2016/wordml/cid" xmlns:w16="http://schemas.microsoft.com/office/word/2018/wordml" xmlns:w16sdtdh="http://schemas.microsoft.com/office/word/2020/wordml/sdtdatahash" xmlns:w16se="http://schemas.microsoft.com/office/word/2015/wordml/symex" mc:Ignorable="w14 w15 w16se w16cid w16 w16cex w16sdtdh">
+<w:styles xmlns:mc="http://schemas.openxmlformats.org/markup-compatibility/2006" xmlns:r="http://schemas.openxmlformats.org/officeDocument/2006/relationships" xmlns:w="http://schemas.openxmlformats.org/wordprocessingml/2006/main" xmlns:w14="http://schemas.microsoft.com/office/word/2010/wordml" xmlns:w15="http://schemas.microsoft.com/office/word/2012/wordml" xmlns:w16cex="http://schemas.microsoft.com/office/word/2018/wordml/cex" xmlns:w16cid="http://schemas.microsoft.com/office/word/2016/wordml/cid" xmlns:w16="http://schemas.microsoft.com/office/word/2018/wordml" xmlns:w16du="http://schemas.microsoft.com/office/word/2023/wordml/word16du" xmlns:w16sdtdh="http://schemas.microsoft.com/office/word/2020/wordml/sdtdatahash" xmlns:w16sdtfl="http://schemas.microsoft.com/office/word/2024/wordml/sdtformatlock" xmlns:w16se="http://schemas.microsoft.com/office/word/2015/wordml/symex" mc:Ignorable="w14 w15 w16se w16cid w16 w16cex w16sdtdh w16sdtfl w16du">
   <w:docDefaults>
     <w:rPrDefault>
       <w:rPr>
@@ -21232,6 +21234,25 @@
 </file>
 
 <file path=customXml/item1.xml><?xml version="1.0" encoding="utf-8"?>
+<p:properties xmlns:p="http://schemas.microsoft.com/office/2006/metadata/properties" xmlns:xsi="http://www.w3.org/2001/XMLSchema-instance" xmlns:pc="http://schemas.microsoft.com/office/infopath/2007/PartnerControls">
+  <documentManagement>
+    <lcf76f155ced4ddcb4097134ff3c332f xmlns="0d91a3e8-d642-437b-a229-e2bce59964d8">
+      <Terms xmlns="http://schemas.microsoft.com/office/infopath/2007/PartnerControls"/>
+    </lcf76f155ced4ddcb4097134ff3c332f>
+  </documentManagement>
+</p:properties>
+</file>
+
+<file path=customXml/item2.xml><?xml version="1.0" encoding="utf-8"?>
+<?mso-contentType ?>
+<FormTemplates xmlns="http://schemas.microsoft.com/sharepoint/v3/contenttype/forms">
+  <Display>DocumentLibraryForm</Display>
+  <Edit>DocumentLibraryForm</Edit>
+  <New>DocumentLibraryForm</New>
+</FormTemplates>
+</file>
+
+<file path=customXml/item3.xml><?xml version="1.0" encoding="utf-8"?>
 <ct:contentTypeSchema xmlns:ct="http://schemas.microsoft.com/office/2006/metadata/contentType" xmlns:ma="http://schemas.microsoft.com/office/2006/metadata/properties/metaAttributes" ct:_="" ma:_="" ma:contentTypeName="Document" ma:contentTypeID="0x010100DA511423795DCF4988993157E725F033" ma:contentTypeVersion="12" ma:contentTypeDescription="Create a new document." ma:contentTypeScope="" ma:versionID="13c2e8ff1688c3a198be4fd0b9c1de89">
   <xsd:schema xmlns:xsd="http://www.w3.org/2001/XMLSchema" xmlns:xs="http://www.w3.org/2001/XMLSchema" xmlns:p="http://schemas.microsoft.com/office/2006/metadata/properties" xmlns:ns2="0d91a3e8-d642-437b-a229-e2bce59964d8" xmlns:ns3="9051d588-882f-438d-8828-3b025d4e6411" targetNamespace="http://schemas.microsoft.com/office/2006/metadata/properties" ma:root="true" ma:fieldsID="8af17df3335ba0c9f0aae46bdf7ab961" ns2:_="" ns3:_="">
     <xsd:import namespace="0d91a3e8-d642-437b-a229-e2bce59964d8"/>
@@ -21442,30 +21463,29 @@
 </ct:contentTypeSchema>
 </file>
 
-<file path=customXml/item2.xml><?xml version="1.0" encoding="utf-8"?>
-<?mso-contentType ?>
-<FormTemplates xmlns="http://schemas.microsoft.com/sharepoint/v3/contenttype/forms">
-  <Display>DocumentLibraryForm</Display>
-  <Edit>DocumentLibraryForm</Edit>
-  <New>DocumentLibraryForm</New>
-</FormTemplates>
-</file>
-
-<file path=customXml/item3.xml><?xml version="1.0" encoding="utf-8"?>
-<p:properties xmlns:p="http://schemas.microsoft.com/office/2006/metadata/properties" xmlns:xsi="http://www.w3.org/2001/XMLSchema-instance" xmlns:pc="http://schemas.microsoft.com/office/infopath/2007/PartnerControls">
-  <documentManagement>
-    <lcf76f155ced4ddcb4097134ff3c332f xmlns="0d91a3e8-d642-437b-a229-e2bce59964d8">
-      <Terms xmlns="http://schemas.microsoft.com/office/infopath/2007/PartnerControls"/>
-    </lcf76f155ced4ddcb4097134ff3c332f>
-  </documentManagement>
-</p:properties>
-</file>
-
 <file path=customXml/item4.xml><?xml version="1.0" encoding="utf-8"?>
 <b:Sources xmlns:b="http://schemas.openxmlformats.org/officeDocument/2006/bibliography" xmlns="http://schemas.openxmlformats.org/officeDocument/2006/bibliography" SelectedStyle="\APASixthEditionOfficeOnline.xsl" StyleName="APA" Version="6"/>
 </file>
 
 <file path=customXml/itemProps1.xml><?xml version="1.0" encoding="utf-8"?>
+<ds:datastoreItem xmlns:ds="http://schemas.openxmlformats.org/officeDocument/2006/customXml" ds:itemID="{3EA55498-A03B-46CF-83BB-624BDFF496A4}">
+  <ds:schemaRefs>
+    <ds:schemaRef ds:uri="http://schemas.microsoft.com/office/2006/metadata/properties"/>
+    <ds:schemaRef ds:uri="http://schemas.microsoft.com/office/infopath/2007/PartnerControls"/>
+    <ds:schemaRef ds:uri="0d91a3e8-d642-437b-a229-e2bce59964d8"/>
+  </ds:schemaRefs>
+</ds:datastoreItem>
+</file>
+
+<file path=customXml/itemProps2.xml><?xml version="1.0" encoding="utf-8"?>
+<ds:datastoreItem xmlns:ds="http://schemas.openxmlformats.org/officeDocument/2006/customXml" ds:itemID="{0CEB08E7-84EA-4B94-9979-010045FFBB06}">
+  <ds:schemaRefs>
+    <ds:schemaRef ds:uri="http://schemas.microsoft.com/sharepoint/v3/contenttype/forms"/>
+  </ds:schemaRefs>
+</ds:datastoreItem>
+</file>
+
+<file path=customXml/itemProps3.xml><?xml version="1.0" encoding="utf-8"?>
 <ds:datastoreItem xmlns:ds="http://schemas.openxmlformats.org/officeDocument/2006/customXml" ds:itemID="{1E0DC861-6D90-472E-BA58-612AA0DE4427}">
   <ds:schemaRefs>
     <ds:schemaRef ds:uri="http://schemas.microsoft.com/office/2006/metadata/contentType"/>
@@ -21484,24 +21504,6 @@
 </ds:datastoreItem>
 </file>
 
-<file path=customXml/itemProps2.xml><?xml version="1.0" encoding="utf-8"?>
-<ds:datastoreItem xmlns:ds="http://schemas.openxmlformats.org/officeDocument/2006/customXml" ds:itemID="{0CEB08E7-84EA-4B94-9979-010045FFBB06}">
-  <ds:schemaRefs>
-    <ds:schemaRef ds:uri="http://schemas.microsoft.com/sharepoint/v3/contenttype/forms"/>
-  </ds:schemaRefs>
-</ds:datastoreItem>
-</file>
-
-<file path=customXml/itemProps3.xml><?xml version="1.0" encoding="utf-8"?>
-<ds:datastoreItem xmlns:ds="http://schemas.openxmlformats.org/officeDocument/2006/customXml" ds:itemID="{3EA55498-A03B-46CF-83BB-624BDFF496A4}">
-  <ds:schemaRefs>
-    <ds:schemaRef ds:uri="http://schemas.microsoft.com/office/2006/metadata/properties"/>
-    <ds:schemaRef ds:uri="http://schemas.microsoft.com/office/infopath/2007/PartnerControls"/>
-    <ds:schemaRef ds:uri="0d91a3e8-d642-437b-a229-e2bce59964d8"/>
-  </ds:schemaRefs>
-</ds:datastoreItem>
-</file>
-
 <file path=customXml/itemProps4.xml><?xml version="1.0" encoding="utf-8"?>
 <ds:datastoreItem xmlns:ds="http://schemas.openxmlformats.org/officeDocument/2006/customXml" ds:itemID="{F6E1ED11-40B9-45B0-BEF9-583937A82480}">
   <ds:schemaRefs>

--- a/TeKnowledge July_2025 Report - AB Zambia.docx
+++ b/TeKnowledge July_2025 Report - AB Zambia.docx
@@ -2143,7 +2143,7 @@
                 <w:noProof/>
                 <w:webHidden/>
               </w:rPr>
-              <w:t>8</w:t>
+              <w:t>7</w:t>
             </w:r>
             <w:r>
               <w:rPr>
@@ -4125,8 +4125,9 @@
           <w:sz w:val="24"/>
           <w:szCs w:val="24"/>
         </w:rPr>
-        <w:t>, Fortigate UTM Alerts</w:t>
-      </w:r>
+        <w:t xml:space="preserve">, </w:t>
+      </w:r>
+      <w:proofErr w:type="spellStart"/>
       <w:r>
         <w:rPr>
           <w:rFonts w:cstheme="minorHAnsi"/>
@@ -4135,8 +4136,9 @@
           <w:sz w:val="24"/>
           <w:szCs w:val="24"/>
         </w:rPr>
-        <w:t xml:space="preserve"> and </w:t>
-      </w:r>
+        <w:t>Fortigate</w:t>
+      </w:r>
+      <w:proofErr w:type="spellEnd"/>
       <w:r>
         <w:rPr>
           <w:rFonts w:cstheme="minorHAnsi"/>
@@ -4145,7 +4147,7 @@
           <w:sz w:val="24"/>
           <w:szCs w:val="24"/>
         </w:rPr>
-        <w:t>Source Stopped sending Data</w:t>
+        <w:t xml:space="preserve"> UTM Alerts</w:t>
       </w:r>
       <w:r>
         <w:rPr>
@@ -4155,7 +4157,7 @@
           <w:sz w:val="24"/>
           <w:szCs w:val="24"/>
         </w:rPr>
-        <w:t>:</w:t>
+        <w:t xml:space="preserve"> and </w:t>
       </w:r>
       <w:r>
         <w:rPr>
@@ -4165,8 +4167,42 @@
           <w:sz w:val="24"/>
           <w:szCs w:val="24"/>
         </w:rPr>
+        <w:t xml:space="preserve">Source Stopped sending </w:t>
+      </w:r>
+      <w:proofErr w:type="spellStart"/>
+      <w:proofErr w:type="gramStart"/>
+      <w:r>
+        <w:rPr>
+          <w:rFonts w:cstheme="minorHAnsi"/>
+          <w:b/>
+          <w:bCs/>
+          <w:sz w:val="24"/>
+          <w:szCs w:val="24"/>
+        </w:rPr>
+        <w:t>Data</w:t>
+      </w:r>
+      <w:r>
+        <w:rPr>
+          <w:rFonts w:cstheme="minorHAnsi"/>
+          <w:b/>
+          <w:bCs/>
+          <w:sz w:val="24"/>
+          <w:szCs w:val="24"/>
+        </w:rPr>
+        <w:t>:</w:t>
+      </w:r>
+      <w:r>
+        <w:rPr>
+          <w:rFonts w:cstheme="minorHAnsi"/>
+          <w:b/>
+          <w:bCs/>
+          <w:sz w:val="24"/>
+          <w:szCs w:val="24"/>
+        </w:rPr>
         <w:t>Syslog</w:t>
       </w:r>
+      <w:proofErr w:type="spellEnd"/>
+      <w:proofErr w:type="gramEnd"/>
       <w:r>
         <w:rPr>
           <w:rFonts w:cstheme="minorHAnsi"/>
@@ -5065,8 +5101,9 @@
           <w:sz w:val="24"/>
           <w:szCs w:val="24"/>
         </w:rPr>
-        <w:t>SQL Service Stopped, Fortigate UTM Alerts</w:t>
-      </w:r>
+        <w:t xml:space="preserve">SQL Service Stopped, </w:t>
+      </w:r>
+      <w:proofErr w:type="spellStart"/>
       <w:r>
         <w:rPr>
           <w:rFonts w:cstheme="minorHAnsi"/>
@@ -5075,8 +5112,9 @@
           <w:sz w:val="24"/>
           <w:szCs w:val="24"/>
         </w:rPr>
-        <w:t>,</w:t>
-      </w:r>
+        <w:t>Fortigate</w:t>
+      </w:r>
+      <w:proofErr w:type="spellEnd"/>
       <w:r>
         <w:rPr>
           <w:rFonts w:cstheme="minorHAnsi"/>
@@ -5085,7 +5123,7 @@
           <w:sz w:val="24"/>
           <w:szCs w:val="24"/>
         </w:rPr>
-        <w:t xml:space="preserve"> </w:t>
+        <w:t xml:space="preserve"> UTM Alerts</w:t>
       </w:r>
       <w:r>
         <w:rPr>
@@ -5095,7 +5133,7 @@
           <w:sz w:val="24"/>
           <w:szCs w:val="24"/>
         </w:rPr>
-        <w:t xml:space="preserve">Source Stopped </w:t>
+        <w:t>,</w:t>
       </w:r>
       <w:r>
         <w:rPr>
@@ -5105,8 +5143,7 @@
           <w:sz w:val="24"/>
           <w:szCs w:val="24"/>
         </w:rPr>
-        <w:lastRenderedPageBreak/>
-        <w:t>sending Data:Syslog</w:t>
+        <w:t xml:space="preserve"> </w:t>
       </w:r>
       <w:r>
         <w:rPr>
@@ -5116,7 +5153,64 @@
           <w:sz w:val="24"/>
           <w:szCs w:val="24"/>
         </w:rPr>
-        <w:t xml:space="preserve"> and Fortigate Successful Login</w:t>
+        <w:t xml:space="preserve">Source Stopped </w:t>
+      </w:r>
+      <w:r>
+        <w:rPr>
+          <w:rFonts w:cstheme="minorHAnsi"/>
+          <w:b/>
+          <w:bCs/>
+          <w:sz w:val="24"/>
+          <w:szCs w:val="24"/>
+        </w:rPr>
+        <w:lastRenderedPageBreak/>
+        <w:t xml:space="preserve">sending </w:t>
+      </w:r>
+      <w:proofErr w:type="spellStart"/>
+      <w:proofErr w:type="gramStart"/>
+      <w:r>
+        <w:rPr>
+          <w:rFonts w:cstheme="minorHAnsi"/>
+          <w:b/>
+          <w:bCs/>
+          <w:sz w:val="24"/>
+          <w:szCs w:val="24"/>
+        </w:rPr>
+        <w:t>Data:Syslog</w:t>
+      </w:r>
+      <w:proofErr w:type="spellEnd"/>
+      <w:proofErr w:type="gramEnd"/>
+      <w:r>
+        <w:rPr>
+          <w:rFonts w:cstheme="minorHAnsi"/>
+          <w:b/>
+          <w:bCs/>
+          <w:sz w:val="24"/>
+          <w:szCs w:val="24"/>
+        </w:rPr>
+        <w:t xml:space="preserve"> and </w:t>
+      </w:r>
+      <w:proofErr w:type="spellStart"/>
+      <w:r>
+        <w:rPr>
+          <w:rFonts w:cstheme="minorHAnsi"/>
+          <w:b/>
+          <w:bCs/>
+          <w:sz w:val="24"/>
+          <w:szCs w:val="24"/>
+        </w:rPr>
+        <w:t>Fortigate</w:t>
+      </w:r>
+      <w:proofErr w:type="spellEnd"/>
+      <w:r>
+        <w:rPr>
+          <w:rFonts w:cstheme="minorHAnsi"/>
+          <w:b/>
+          <w:bCs/>
+          <w:sz w:val="24"/>
+          <w:szCs w:val="24"/>
+        </w:rPr>
+        <w:t xml:space="preserve"> Successful Login</w:t>
       </w:r>
       <w:r>
         <w:rPr>
@@ -5895,7 +5989,15 @@
       <w:bookmarkStart w:id="47" w:name="_Toc196989495"/>
       <w:bookmarkStart w:id="48" w:name="_Toc205161400"/>
       <w:r>
-        <w:t>Mean Time To Detect (MTTD)</w:t>
+        <w:t xml:space="preserve">Mean Time </w:t>
+      </w:r>
+      <w:proofErr w:type="gramStart"/>
+      <w:r>
+        <w:t>To</w:t>
+      </w:r>
+      <w:proofErr w:type="gramEnd"/>
+      <w:r>
+        <w:t xml:space="preserve"> Detect (MTTD)</w:t>
       </w:r>
       <w:bookmarkEnd w:id="39"/>
       <w:bookmarkEnd w:id="40"/>
@@ -7295,7 +7397,23 @@
           <w:sz w:val="24"/>
           <w:szCs w:val="24"/>
         </w:rPr>
-        <w:t xml:space="preserve"> It is also observed that the incident-alert is triggered multiple times from one incident noticed. The Analytical rule could be reviewed to fix the amount of alerts generated from one alert.</w:t>
+        <w:t xml:space="preserve"> It is also observed that the incident-alert is triggered multiple times from one incident noticed. The Analytical rule could be reviewed to fix the </w:t>
+      </w:r>
+      <w:proofErr w:type="gramStart"/>
+      <w:r>
+        <w:rPr>
+          <w:sz w:val="24"/>
+          <w:szCs w:val="24"/>
+        </w:rPr>
+        <w:t>amount</w:t>
+      </w:r>
+      <w:proofErr w:type="gramEnd"/>
+      <w:r>
+        <w:rPr>
+          <w:sz w:val="24"/>
+          <w:szCs w:val="24"/>
+        </w:rPr>
+        <w:t xml:space="preserve"> of alerts generated from one alert.</w:t>
       </w:r>
     </w:p>
     <w:p>
@@ -8354,6 +8472,7 @@
         </w:rPr>
         <w:t xml:space="preserve">During the reporting period, </w:t>
       </w:r>
+      <w:proofErr w:type="gramStart"/>
       <w:r>
         <w:rPr>
           <w:b/>
@@ -8363,6 +8482,7 @@
         </w:rPr>
         <w:t>Seven</w:t>
       </w:r>
+      <w:proofErr w:type="gramEnd"/>
       <w:r>
         <w:rPr>
           <w:b/>
@@ -8770,7 +8890,25 @@
           <w:sz w:val="24"/>
           <w:szCs w:val="24"/>
         </w:rPr>
-        <w:t>These High Level Activity was confirmed</w:t>
+        <w:t xml:space="preserve">These </w:t>
+      </w:r>
+      <w:proofErr w:type="gramStart"/>
+      <w:r>
+        <w:rPr>
+          <w:rFonts w:eastAsia="Times New Roman"/>
+          <w:sz w:val="24"/>
+          <w:szCs w:val="24"/>
+        </w:rPr>
+        <w:t>High Level</w:t>
+      </w:r>
+      <w:proofErr w:type="gramEnd"/>
+      <w:r>
+        <w:rPr>
+          <w:rFonts w:eastAsia="Times New Roman"/>
+          <w:sz w:val="24"/>
+          <w:szCs w:val="24"/>
+        </w:rPr>
+        <w:t xml:space="preserve"> Activity was confirmed</w:t>
       </w:r>
       <w:r>
         <w:rPr>
@@ -8975,7 +9113,25 @@
           <w:szCs w:val="24"/>
           <w:lang w:val="en-GB"/>
         </w:rPr>
-        <w:t>July saw alarming reports of online impersonation scams resulting in estimated losses of ZMW 111 million. Scammers impersonated members of parliament via WhatsApp and social media to deceive citizens with false job offers and phishing schemes. Though not tied to a specific ransomware event, commentators have warned of increasing spillover from regional and global cybercriminal operations including Al-driven disinformation, phishing, and malware delivered via generative tools and social engineering campaigns proliferating across Africa.</w:t>
+        <w:t xml:space="preserve">July saw alarming reports of online impersonation scams resulting in estimated losses of ZMW 111 million. Scammers impersonated members of parliament via WhatsApp and social media to deceive citizens with false job offers and phishing schemes. Though not tied to a specific ransomware event, commentators have warned of increasing </w:t>
+      </w:r>
+      <w:proofErr w:type="spellStart"/>
+      <w:r>
+        <w:rPr>
+          <w:sz w:val="24"/>
+          <w:szCs w:val="24"/>
+          <w:lang w:val="en-GB"/>
+        </w:rPr>
+        <w:t>spillover</w:t>
+      </w:r>
+      <w:proofErr w:type="spellEnd"/>
+      <w:r>
+        <w:rPr>
+          <w:sz w:val="24"/>
+          <w:szCs w:val="24"/>
+          <w:lang w:val="en-GB"/>
+        </w:rPr>
+        <w:t xml:space="preserve"> from regional and global cybercriminal operations including Al-driven disinformation, phishing, and malware delivered via generative tools and social engineering campaigns proliferating across Africa.</w:t>
       </w:r>
     </w:p>
     <w:p>
@@ -9004,32 +9160,10 @@
           <w:lang w:val="en-GB"/>
           <w14:ligatures w14:val="standardContextual"/>
         </w:rPr>
-        <w:t>Regional Spillover and Infrastructure Risks</w:t>
-      </w:r>
-    </w:p>
-    <w:p>
-      <w:pPr>
-        <w:ind w:left="450"/>
-        <w:jc w:val="both"/>
-        <w:rPr>
-          <w:sz w:val="24"/>
-          <w:szCs w:val="24"/>
-          <w:lang w:val="en-GB"/>
-        </w:rPr>
-      </w:pPr>
-      <w:r>
-        <w:rPr>
-          <w:sz w:val="24"/>
-          <w:szCs w:val="24"/>
-          <w:lang w:val="en-GB"/>
-        </w:rPr>
-        <w:t>Africa-wide cybercrime trends suggest Zambia is highly exposed to sophisticated threat actors operating across borders. Analysts warn that the continent serves as a "testing ground" for elite cyber syndicates deploying Al-enhanced scams, ransomware-as-a-service (RaaS), and phishing infrastructure. Zambia's rapidly digitizing telecoms and financial sectors, combined with limited readiness, increase its vulnerability to such spillovers. Although no direct network breaches were reported in July, the risk vector remains high.</w:t>
-      </w:r>
-    </w:p>
-    <w:p>
-      <w:pPr>
-        <w:ind w:left="450"/>
-        <w:jc w:val="both"/>
+        <w:t xml:space="preserve">Regional </w:t>
+      </w:r>
+      <w:proofErr w:type="spellStart"/>
+      <w:r>
         <w:rPr>
           <w:rFonts w:eastAsia="MS Gothic" w:cstheme="majorBidi"/>
           <w:b/>
@@ -9040,7 +9174,9 @@
           <w:lang w:val="en-GB"/>
           <w14:ligatures w14:val="standardContextual"/>
         </w:rPr>
-      </w:pPr>
+        <w:t>Spillover</w:t>
+      </w:r>
+      <w:proofErr w:type="spellEnd"/>
       <w:r>
         <w:rPr>
           <w:rFonts w:eastAsia="MS Gothic" w:cstheme="majorBidi"/>
@@ -9052,7 +9188,7 @@
           <w:lang w:val="en-GB"/>
           <w14:ligatures w14:val="standardContextual"/>
         </w:rPr>
-        <w:t>Government and Industry Response</w:t>
+        <w:t xml:space="preserve"> and Infrastructure Risks</w:t>
       </w:r>
     </w:p>
     <w:p>
@@ -9071,7 +9207,25 @@
           <w:szCs w:val="24"/>
           <w:lang w:val="en-GB"/>
         </w:rPr>
-        <w:t>The government also launched a nationwide Cyber Security and Crimes Awareness Campaign (2025–26) to enhance public digital literacy and promote anti-fraud practices through SMART Zambia Institute and PPDF . Despite official clarifications that lawful interception is regulated, critics continue to raise concerns over the potential misuse of surveillance powers and erosion of civic space.</w:t>
+        <w:t xml:space="preserve">Africa-wide cybercrime trends suggest Zambia is highly exposed to sophisticated threat actors operating across borders. Analysts warn that the continent serves as a "testing ground" for elite cyber syndicates deploying Al-enhanced scams, ransomware-as-a-service (RaaS), and phishing infrastructure. Zambia's rapidly digitizing telecoms and financial sectors, combined with limited readiness, increase its vulnerability to such </w:t>
+      </w:r>
+      <w:proofErr w:type="spellStart"/>
+      <w:r>
+        <w:rPr>
+          <w:sz w:val="24"/>
+          <w:szCs w:val="24"/>
+          <w:lang w:val="en-GB"/>
+        </w:rPr>
+        <w:t>spillovers</w:t>
+      </w:r>
+      <w:proofErr w:type="spellEnd"/>
+      <w:r>
+        <w:rPr>
+          <w:sz w:val="24"/>
+          <w:szCs w:val="24"/>
+          <w:lang w:val="en-GB"/>
+        </w:rPr>
+        <w:t>. Although no direct network breaches were reported in July, the risk vector remains high.</w:t>
       </w:r>
     </w:p>
     <w:p>
@@ -9091,6 +9245,54 @@
       </w:pPr>
       <w:r>
         <w:rPr>
+          <w:rFonts w:eastAsia="MS Gothic" w:cstheme="majorBidi"/>
+          <w:b/>
+          <w:color w:val="4F49F5" w:themeColor="accent1"/>
+          <w:kern w:val="2"/>
+          <w:sz w:val="36"/>
+          <w:szCs w:val="36"/>
+          <w:lang w:val="en-GB"/>
+          <w14:ligatures w14:val="standardContextual"/>
+        </w:rPr>
+        <w:t>Government and Industry Response</w:t>
+      </w:r>
+    </w:p>
+    <w:p>
+      <w:pPr>
+        <w:ind w:left="450"/>
+        <w:jc w:val="both"/>
+        <w:rPr>
+          <w:sz w:val="24"/>
+          <w:szCs w:val="24"/>
+          <w:lang w:val="en-GB"/>
+        </w:rPr>
+      </w:pPr>
+      <w:r>
+        <w:rPr>
+          <w:sz w:val="24"/>
+          <w:szCs w:val="24"/>
+          <w:lang w:val="en-GB"/>
+        </w:rPr>
+        <w:t>The government also launched a nationwide Cyber Security and Crimes Awareness Campaign (2025–26) to enhance public digital literacy and promote anti-fraud practices through SMART Zambia Institute and PPDF. Despite official clarifications that lawful interception is regulated, critics continue to raise concerns over the potential misuse of surveillance powers and erosion of civic space.</w:t>
+      </w:r>
+    </w:p>
+    <w:p>
+      <w:pPr>
+        <w:ind w:left="450"/>
+        <w:jc w:val="both"/>
+        <w:rPr>
+          <w:rFonts w:eastAsia="MS Gothic" w:cstheme="majorBidi"/>
+          <w:b/>
+          <w:color w:val="4F49F5" w:themeColor="accent1"/>
+          <w:kern w:val="2"/>
+          <w:sz w:val="36"/>
+          <w:szCs w:val="36"/>
+          <w:lang w:val="en-GB"/>
+          <w14:ligatures w14:val="standardContextual"/>
+        </w:rPr>
+      </w:pPr>
+      <w:r>
+        <w:rPr>
           <w:b/>
           <w:bCs/>
         </w:rPr>
@@ -9372,8 +9574,9 @@
           <w:sz w:val="24"/>
           <w:szCs w:val="24"/>
         </w:rPr>
-        <w:t>SQL Service Stopped, Fortigate UTM Alerts</w:t>
-      </w:r>
+        <w:t xml:space="preserve">SQL Service Stopped, </w:t>
+      </w:r>
+      <w:proofErr w:type="spellStart"/>
       <w:r>
         <w:rPr>
           <w:rFonts w:cstheme="minorHAnsi"/>
@@ -9382,8 +9585,9 @@
           <w:sz w:val="24"/>
           <w:szCs w:val="24"/>
         </w:rPr>
-        <w:t xml:space="preserve"> and </w:t>
-      </w:r>
+        <w:t>Fortigate</w:t>
+      </w:r>
+      <w:proofErr w:type="spellEnd"/>
       <w:r>
         <w:rPr>
           <w:rFonts w:cstheme="minorHAnsi"/>
@@ -9392,13 +9596,47 @@
           <w:sz w:val="24"/>
           <w:szCs w:val="24"/>
         </w:rPr>
-        <w:t>Source Stopped sending Data:Syslog</w:t>
-      </w:r>
-      <w:r>
-        <w:rPr>
+        <w:t xml:space="preserve"> UTM Alerts</w:t>
+      </w:r>
+      <w:r>
+        <w:rPr>
+          <w:rFonts w:cstheme="minorHAnsi"/>
           <w:b/>
           <w:bCs/>
           <w:sz w:val="24"/>
+          <w:szCs w:val="24"/>
+        </w:rPr>
+        <w:t xml:space="preserve"> and </w:t>
+      </w:r>
+      <w:r>
+        <w:rPr>
+          <w:rFonts w:cstheme="minorHAnsi"/>
+          <w:b/>
+          <w:bCs/>
+          <w:sz w:val="24"/>
+          <w:szCs w:val="24"/>
+        </w:rPr>
+        <w:t xml:space="preserve">Source Stopped sending </w:t>
+      </w:r>
+      <w:proofErr w:type="spellStart"/>
+      <w:proofErr w:type="gramStart"/>
+      <w:r>
+        <w:rPr>
+          <w:rFonts w:cstheme="minorHAnsi"/>
+          <w:b/>
+          <w:bCs/>
+          <w:sz w:val="24"/>
+          <w:szCs w:val="24"/>
+        </w:rPr>
+        <w:t>Data:Syslog</w:t>
+      </w:r>
+      <w:proofErr w:type="spellEnd"/>
+      <w:proofErr w:type="gramEnd"/>
+      <w:r>
+        <w:rPr>
+          <w:b/>
+          <w:bCs/>
+          <w:sz w:val="24"/>
           <w:szCs w:val="28"/>
           <w:lang w:val="en-GB"/>
         </w:rPr>
@@ -9740,8 +9978,9 @@
           <w:szCs w:val="28"/>
           <w:lang w:val="en-GB"/>
         </w:rPr>
-        <w:t>(rm_rasford.lembalemb</w:t>
-      </w:r>
+        <w:t>(rm_</w:t>
+      </w:r>
+      <w:proofErr w:type="gramStart"/>
       <w:r>
         <w:rPr>
           <w:b/>
@@ -9750,8 +9989,9 @@
           <w:szCs w:val="28"/>
           <w:lang w:val="en-GB"/>
         </w:rPr>
-        <w:t xml:space="preserve"> and rm_mwenya.kaunda</w:t>
-      </w:r>
+        <w:t>rasford.lembalemb</w:t>
+      </w:r>
+      <w:proofErr w:type="gramEnd"/>
       <w:r>
         <w:rPr>
           <w:b/>
@@ -9760,14 +10000,36 @@
           <w:szCs w:val="28"/>
           <w:lang w:val="en-GB"/>
         </w:rPr>
-        <w:t>).</w:t>
-      </w:r>
-      <w:r>
-        <w:rPr>
+        <w:t xml:space="preserve"> and </w:t>
+      </w:r>
+      <w:proofErr w:type="spellStart"/>
+      <w:r>
+        <w:rPr>
+          <w:b/>
+          <w:bCs/>
           <w:sz w:val="24"/>
           <w:szCs w:val="28"/>
           <w:lang w:val="en-GB"/>
         </w:rPr>
+        <w:t>rm_mwenya.kaunda</w:t>
+      </w:r>
+      <w:proofErr w:type="spellEnd"/>
+      <w:r>
+        <w:rPr>
+          <w:b/>
+          <w:bCs/>
+          <w:sz w:val="24"/>
+          <w:szCs w:val="28"/>
+          <w:lang w:val="en-GB"/>
+        </w:rPr>
+        <w:t>).</w:t>
+      </w:r>
+      <w:r>
+        <w:rPr>
+          <w:sz w:val="24"/>
+          <w:szCs w:val="28"/>
+          <w:lang w:val="en-GB"/>
+        </w:rPr>
         <w:t xml:space="preserve"> </w:t>
       </w:r>
     </w:p>
@@ -9876,7 +10138,7 @@
           <w:szCs w:val="28"/>
           <w:lang w:val="en-GB"/>
         </w:rPr>
-        <w:t xml:space="preserve"> alerts linked </w:t>
+        <w:t xml:space="preserve"> alerts linked</w:t>
       </w:r>
       <w:r>
         <w:rPr>
@@ -9884,7 +10146,41 @@
           <w:szCs w:val="28"/>
           <w:lang w:val="en-GB"/>
         </w:rPr>
-        <w:t>SQL Service Stopped, MSSQL Account logon failure, Fortigate UTM Alerts and Syslog stopped sending data</w:t>
+        <w:t xml:space="preserve"> to</w:t>
+      </w:r>
+      <w:r>
+        <w:rPr>
+          <w:sz w:val="24"/>
+          <w:szCs w:val="28"/>
+          <w:lang w:val="en-GB"/>
+        </w:rPr>
+        <w:t xml:space="preserve"> </w:t>
+      </w:r>
+      <w:r>
+        <w:rPr>
+          <w:sz w:val="24"/>
+          <w:szCs w:val="28"/>
+          <w:lang w:val="en-GB"/>
+        </w:rPr>
+        <w:t xml:space="preserve">SQL Service Stopped, MSSQL Account logon failure, </w:t>
+      </w:r>
+      <w:proofErr w:type="spellStart"/>
+      <w:r>
+        <w:rPr>
+          <w:sz w:val="24"/>
+          <w:szCs w:val="28"/>
+          <w:lang w:val="en-GB"/>
+        </w:rPr>
+        <w:t>Fortigate</w:t>
+      </w:r>
+      <w:proofErr w:type="spellEnd"/>
+      <w:r>
+        <w:rPr>
+          <w:sz w:val="24"/>
+          <w:szCs w:val="28"/>
+          <w:lang w:val="en-GB"/>
+        </w:rPr>
+        <w:t xml:space="preserve"> UTM Alerts and Syslog stopped sending data</w:t>
       </w:r>
       <w:r>
         <w:rPr>
